--- a/logistics/syllabus.docx
+++ b/logistics/syllabus.docx
@@ -1266,25 +1266,7 @@
             <w:sz w:val="22"/>
             <w:szCs w:val="22"/>
           </w:rPr>
-          <w:t>mlturner</w:t>
-        </w:r>
-        <w:r>
-          <w:rPr>
-            <w:rStyle w:val="Hyperlink"/>
-            <w:rFonts w:ascii="Arial" w:hAnsi="Arial" w:cs="Arial"/>
-            <w:sz w:val="22"/>
-            <w:szCs w:val="22"/>
-          </w:rPr>
-          <w:t>3@</w:t>
-        </w:r>
-        <w:r>
-          <w:rPr>
-            <w:rStyle w:val="Hyperlink"/>
-            <w:rFonts w:ascii="Arial" w:hAnsi="Arial" w:cs="Arial"/>
-            <w:sz w:val="22"/>
-            <w:szCs w:val="22"/>
-          </w:rPr>
-          <w:t>wisc.edu</w:t>
+          <w:t>mlturner3@wisc.edu</w:t>
         </w:r>
       </w:hyperlink>
       <w:r>
@@ -1648,7 +1630,7 @@
           <w:sz w:val="22"/>
           <w:szCs w:val="22"/>
         </w:rPr>
-        <w:t>Personal Portfolio</w:t>
+        <w:t>Homework</w:t>
       </w:r>
       <w:r>
         <w:rPr>
@@ -2456,7 +2438,7 @@
           <w:rStyle w:val="PageNumber"/>
           <w:color w:val="262626" w:themeColor="text1" w:themeTint="D9"/>
         </w:rPr>
-        <w:t>Personal Portfolio</w:t>
+        <w:t>Homework</w:t>
       </w:r>
       <w:r>
         <w:rPr>
@@ -2490,7 +2472,7 @@
           <w:rStyle w:val="PageNumber"/>
           <w:color w:val="262626" w:themeColor="text1" w:themeTint="D9"/>
         </w:rPr>
-        <w:t xml:space="preserve">portfolio assignments </w:t>
+        <w:t xml:space="preserve">homework assignments </w:t>
       </w:r>
       <w:r>
         <w:rPr>
@@ -2504,7 +2486,70 @@
           <w:rStyle w:val="PageNumber"/>
           <w:color w:val="262626" w:themeColor="text1" w:themeTint="D9"/>
         </w:rPr>
-        <w:t>. These are small-scale visualization projects that ask you to practice course concepts by identifying a dataset of interes</w:t>
+        <w:t xml:space="preserve">. </w:t>
+      </w:r>
+      <w:r>
+        <w:rPr>
+          <w:rStyle w:val="PageNumber"/>
+          <w:color w:val="262626" w:themeColor="text1" w:themeTint="D9"/>
+        </w:rPr>
+        <w:t>There will be two types of homework</w:t>
+      </w:r>
+      <w:r>
+        <w:rPr>
+          <w:rStyle w:val="PageNumber"/>
+          <w:color w:val="262626" w:themeColor="text1" w:themeTint="D9"/>
+        </w:rPr>
+        <w:t>:</w:t>
+      </w:r>
+      <w:r>
+        <w:rPr>
+          <w:rStyle w:val="PageNumber"/>
+          <w:color w:val="262626" w:themeColor="text1" w:themeTint="D9"/>
+        </w:rPr>
+        <w:t xml:space="preserve"> </w:t>
+      </w:r>
+      <w:r>
+        <w:rPr>
+          <w:rStyle w:val="PageNumber"/>
+          <w:color w:val="262626" w:themeColor="text1" w:themeTint="D9"/>
+        </w:rPr>
+        <w:t>P</w:t>
+      </w:r>
+      <w:r>
+        <w:rPr>
+          <w:rStyle w:val="PageNumber"/>
+          <w:color w:val="262626" w:themeColor="text1" w:themeTint="D9"/>
+        </w:rPr>
+        <w:t>roblems sets from the course exercise sheet and more open-ended portfoli</w:t>
+      </w:r>
+      <w:r>
+        <w:rPr>
+          <w:rStyle w:val="PageNumber"/>
+          <w:color w:val="262626" w:themeColor="text1" w:themeTint="D9"/>
+        </w:rPr>
+        <w:t>o assignments</w:t>
+      </w:r>
+      <w:r>
+        <w:rPr>
+          <w:rStyle w:val="PageNumber"/>
+          <w:color w:val="262626" w:themeColor="text1" w:themeTint="D9"/>
+        </w:rPr>
+        <w:t xml:space="preserve">. </w:t>
+      </w:r>
+      <w:r>
+        <w:rPr>
+          <w:rStyle w:val="PageNumber"/>
+          <w:color w:val="262626" w:themeColor="text1" w:themeTint="D9"/>
+        </w:rPr>
+        <w:t xml:space="preserve">The portfolio assignments </w:t>
+      </w:r>
+      <w:r>
+        <w:rPr>
+          <w:rStyle w:val="PageNumber"/>
+          <w:color w:val="262626" w:themeColor="text1" w:themeTint="D9"/>
+        </w:rPr>
+        <w:t>are small-scale visualization projects that ask you to practice course concepts by identifying a dataset of interes</w:t>
       </w:r>
       <w:r>
         <w:rPr>
@@ -2567,7 +2612,21 @@
           <w:rStyle w:val="PageNumber"/>
           <w:color w:val="262626" w:themeColor="text1" w:themeTint="D9"/>
         </w:rPr>
-        <w:t xml:space="preserve">Portfolio assignments will be due </w:t>
+        <w:t>Homework</w:t>
+      </w:r>
+      <w:r>
+        <w:rPr>
+          <w:rStyle w:val="PageNumber"/>
+          <w:color w:val="262626" w:themeColor="text1" w:themeTint="D9"/>
+        </w:rPr>
+        <w:t xml:space="preserve"> </w:t>
+      </w:r>
+      <w:r>
+        <w:rPr>
+          <w:rStyle w:val="PageNumber"/>
+          <w:color w:val="262626" w:themeColor="text1" w:themeTint="D9"/>
+        </w:rPr>
+        <w:t xml:space="preserve">will be due </w:t>
       </w:r>
       <w:r>
         <w:rPr>
@@ -2725,7 +2784,28 @@
           <w:rStyle w:val="PageNumber"/>
           <w:color w:val="262626" w:themeColor="text1" w:themeTint="D9"/>
         </w:rPr>
-        <w:t xml:space="preserve">score will be included in the “Personal Portfolio” component of the course grade. </w:t>
+        <w:t xml:space="preserve">score will be included in the </w:t>
+      </w:r>
+      <w:r>
+        <w:rPr>
+          <w:rStyle w:val="PageNumber"/>
+          <w:color w:val="262626" w:themeColor="text1" w:themeTint="D9"/>
+        </w:rPr>
+        <w:t>h</w:t>
+      </w:r>
+      <w:r>
+        <w:rPr>
+          <w:rStyle w:val="PageNumber"/>
+          <w:color w:val="262626" w:themeColor="text1" w:themeTint="D9"/>
+        </w:rPr>
+        <w:t>omework</w:t>
+      </w:r>
+      <w:r>
+        <w:rPr>
+          <w:rStyle w:val="PageNumber"/>
+          <w:color w:val="262626" w:themeColor="text1" w:themeTint="D9"/>
+        </w:rPr>
+        <w:t xml:space="preserve"> component of the course grade. </w:t>
       </w:r>
     </w:p>
     <w:p>
@@ -2744,7 +2824,21 @@
           <w:rStyle w:val="PageNumber"/>
           <w:color w:val="262626" w:themeColor="text1" w:themeTint="D9"/>
         </w:rPr>
-        <w:t>Both in-class exercises and personal portfolio assignments must be submitted on Canvas</w:t>
+        <w:t xml:space="preserve">Both in-class exercises and </w:t>
+      </w:r>
+      <w:r>
+        <w:rPr>
+          <w:rStyle w:val="PageNumber"/>
+          <w:color w:val="262626" w:themeColor="text1" w:themeTint="D9"/>
+        </w:rPr>
+        <w:t>homework</w:t>
+      </w:r>
+      <w:r>
+        <w:rPr>
+          <w:rStyle w:val="PageNumber"/>
+          <w:color w:val="262626" w:themeColor="text1" w:themeTint="D9"/>
+        </w:rPr>
+        <w:t xml:space="preserve"> must be submitted on Canvas</w:t>
       </w:r>
       <w:r>
         <w:rPr>
@@ -2882,7 +2976,7 @@
           <w:bCs/>
           <w:color w:val="262626" w:themeColor="text1" w:themeTint="D9"/>
         </w:rPr>
-        <w:t>DATE</w:t>
+        <w:t>March 23</w:t>
       </w:r>
       <w:r>
         <w:rPr>
@@ -3713,6 +3807,7 @@
                   <w14:bevel/>
                 </w14:textOutline>
               </w:rPr>
+              <w:lastRenderedPageBreak/>
               <w:t>3</w:t>
             </w:r>
           </w:p>
@@ -3864,7 +3959,6 @@
                   <w14:bevel/>
                 </w14:textOutline>
               </w:rPr>
-              <w:lastRenderedPageBreak/>
               <w:t>4</w:t>
             </w:r>
           </w:p>
@@ -11219,7 +11313,7 @@
   <w:num w:numId="5" w16cid:durableId="67580153">
     <w:abstractNumId w:val="16"/>
     <w:lvlOverride w:ilvl="0">
-      <w:lvl w:ilvl="0" w:tplc="0EC644EC">
+      <w:lvl w:ilvl="0" w:tplc="A50E7B2E">
         <w:start w:val="1"/>
         <w:numFmt w:val="bullet"/>
         <w:lvlText w:val="·"/>
@@ -11251,7 +11345,7 @@
       </w:lvl>
     </w:lvlOverride>
     <w:lvlOverride w:ilvl="1">
-      <w:lvl w:ilvl="1" w:tplc="A58462DC">
+      <w:lvl w:ilvl="1" w:tplc="0760362E">
         <w:start w:val="1"/>
         <w:numFmt w:val="bullet"/>
         <w:lvlText w:val="o"/>
@@ -11283,7 +11377,7 @@
       </w:lvl>
     </w:lvlOverride>
     <w:lvlOverride w:ilvl="2">
-      <w:lvl w:ilvl="2" w:tplc="EC4CBEAC">
+      <w:lvl w:ilvl="2" w:tplc="0466FA50">
         <w:start w:val="1"/>
         <w:numFmt w:val="bullet"/>
         <w:lvlText w:val="▪"/>
@@ -11315,7 +11409,7 @@
       </w:lvl>
     </w:lvlOverride>
     <w:lvlOverride w:ilvl="3">
-      <w:lvl w:ilvl="3" w:tplc="55784C5A">
+      <w:lvl w:ilvl="3" w:tplc="90F21368">
         <w:start w:val="1"/>
         <w:numFmt w:val="bullet"/>
         <w:lvlText w:val="·"/>
@@ -11347,7 +11441,7 @@
       </w:lvl>
     </w:lvlOverride>
     <w:lvlOverride w:ilvl="4">
-      <w:lvl w:ilvl="4" w:tplc="73BC67A6">
+      <w:lvl w:ilvl="4" w:tplc="E6305242">
         <w:start w:val="1"/>
         <w:numFmt w:val="bullet"/>
         <w:lvlText w:val="o"/>
@@ -11379,7 +11473,7 @@
       </w:lvl>
     </w:lvlOverride>
     <w:lvlOverride w:ilvl="5">
-      <w:lvl w:ilvl="5" w:tplc="B79C7490">
+      <w:lvl w:ilvl="5" w:tplc="471A21DC">
         <w:start w:val="1"/>
         <w:numFmt w:val="bullet"/>
         <w:lvlText w:val="▪"/>
@@ -11411,7 +11505,7 @@
       </w:lvl>
     </w:lvlOverride>
     <w:lvlOverride w:ilvl="6">
-      <w:lvl w:ilvl="6" w:tplc="49523D0C">
+      <w:lvl w:ilvl="6" w:tplc="411C50CC">
         <w:start w:val="1"/>
         <w:numFmt w:val="bullet"/>
         <w:lvlText w:val="·"/>
@@ -11443,7 +11537,7 @@
       </w:lvl>
     </w:lvlOverride>
     <w:lvlOverride w:ilvl="7">
-      <w:lvl w:ilvl="7" w:tplc="85104E2C">
+      <w:lvl w:ilvl="7" w:tplc="3A08A850">
         <w:start w:val="1"/>
         <w:numFmt w:val="bullet"/>
         <w:lvlText w:val="o"/>
@@ -11475,7 +11569,7 @@
       </w:lvl>
     </w:lvlOverride>
     <w:lvlOverride w:ilvl="8">
-      <w:lvl w:ilvl="8" w:tplc="82CC70CC">
+      <w:lvl w:ilvl="8" w:tplc="80B06C7E">
         <w:start w:val="1"/>
         <w:numFmt w:val="bullet"/>
         <w:lvlText w:val="▪"/>
@@ -11510,7 +11604,7 @@
   <w:num w:numId="6" w16cid:durableId="100150215">
     <w:abstractNumId w:val="16"/>
     <w:lvlOverride w:ilvl="0">
-      <w:lvl w:ilvl="0" w:tplc="0EC644EC">
+      <w:lvl w:ilvl="0" w:tplc="A50E7B2E">
         <w:start w:val="1"/>
         <w:numFmt w:val="bullet"/>
         <w:lvlText w:val="·"/>
@@ -11542,7 +11636,7 @@
       </w:lvl>
     </w:lvlOverride>
     <w:lvlOverride w:ilvl="1">
-      <w:lvl w:ilvl="1" w:tplc="A58462DC">
+      <w:lvl w:ilvl="1" w:tplc="0760362E">
         <w:start w:val="1"/>
         <w:numFmt w:val="bullet"/>
         <w:lvlText w:val="o"/>
@@ -11574,7 +11668,7 @@
       </w:lvl>
     </w:lvlOverride>
     <w:lvlOverride w:ilvl="2">
-      <w:lvl w:ilvl="2" w:tplc="EC4CBEAC">
+      <w:lvl w:ilvl="2" w:tplc="0466FA50">
         <w:start w:val="1"/>
         <w:numFmt w:val="bullet"/>
         <w:lvlText w:val="▪"/>
@@ -11606,7 +11700,7 @@
       </w:lvl>
     </w:lvlOverride>
     <w:lvlOverride w:ilvl="3">
-      <w:lvl w:ilvl="3" w:tplc="55784C5A">
+      <w:lvl w:ilvl="3" w:tplc="90F21368">
         <w:start w:val="1"/>
         <w:numFmt w:val="bullet"/>
         <w:lvlText w:val="·"/>
@@ -11638,7 +11732,7 @@
       </w:lvl>
     </w:lvlOverride>
     <w:lvlOverride w:ilvl="4">
-      <w:lvl w:ilvl="4" w:tplc="73BC67A6">
+      <w:lvl w:ilvl="4" w:tplc="E6305242">
         <w:start w:val="1"/>
         <w:numFmt w:val="bullet"/>
         <w:lvlText w:val="o"/>
@@ -11670,7 +11764,7 @@
       </w:lvl>
     </w:lvlOverride>
     <w:lvlOverride w:ilvl="5">
-      <w:lvl w:ilvl="5" w:tplc="B79C7490">
+      <w:lvl w:ilvl="5" w:tplc="471A21DC">
         <w:start w:val="1"/>
         <w:numFmt w:val="bullet"/>
         <w:lvlText w:val="▪"/>
@@ -11702,7 +11796,7 @@
       </w:lvl>
     </w:lvlOverride>
     <w:lvlOverride w:ilvl="6">
-      <w:lvl w:ilvl="6" w:tplc="49523D0C">
+      <w:lvl w:ilvl="6" w:tplc="411C50CC">
         <w:start w:val="1"/>
         <w:numFmt w:val="bullet"/>
         <w:lvlText w:val="·"/>
@@ -11734,7 +11828,7 @@
       </w:lvl>
     </w:lvlOverride>
     <w:lvlOverride w:ilvl="7">
-      <w:lvl w:ilvl="7" w:tplc="85104E2C">
+      <w:lvl w:ilvl="7" w:tplc="3A08A850">
         <w:start w:val="1"/>
         <w:numFmt w:val="bullet"/>
         <w:lvlText w:val="o"/>
@@ -11766,7 +11860,7 @@
       </w:lvl>
     </w:lvlOverride>
     <w:lvlOverride w:ilvl="8">
-      <w:lvl w:ilvl="8" w:tplc="82CC70CC">
+      <w:lvl w:ilvl="8" w:tplc="80B06C7E">
         <w:start w:val="1"/>
         <w:numFmt w:val="bullet"/>
         <w:lvlText w:val="▪"/>
@@ -13084,6 +13178,7 @@
   <w:style w:type="character" w:default="1" w:styleId="DefaultParagraphFont">
     <w:name w:val="Default Paragraph Font"/>
     <w:uiPriority w:val="1"/>
+    <w:semiHidden/>
     <w:unhideWhenUsed/>
   </w:style>
   <w:style w:type="table" w:default="1" w:styleId="TableNormal">

--- a/logistics/syllabus.docx
+++ b/logistics/syllabus.docx
@@ -598,27 +598,7 @@
           <w:sz w:val="22"/>
           <w:szCs w:val="22"/>
         </w:rPr>
-        <w:t xml:space="preserve">594 Van </w:t>
-      </w:r>
-      <w:proofErr w:type="spellStart"/>
-      <w:r>
-        <w:rPr>
-          <w:rFonts w:ascii="Arial" w:hAnsi="Arial" w:cs="Arial"/>
-          <w:color w:val="262626" w:themeColor="text1" w:themeTint="D9"/>
-          <w:sz w:val="22"/>
-          <w:szCs w:val="22"/>
-        </w:rPr>
-        <w:t>Hise</w:t>
-      </w:r>
-      <w:proofErr w:type="spellEnd"/>
-      <w:r>
-        <w:rPr>
-          <w:rFonts w:ascii="Arial" w:hAnsi="Arial" w:cs="Arial"/>
-          <w:color w:val="262626" w:themeColor="text1" w:themeTint="D9"/>
-          <w:sz w:val="22"/>
-          <w:szCs w:val="22"/>
-        </w:rPr>
-        <w:t xml:space="preserve"> Hall</w:t>
+        <w:t>594 Van Hise Hall</w:t>
       </w:r>
     </w:p>
     <w:p>
@@ -1057,7 +1037,28 @@
           <w:sz w:val="22"/>
           <w:szCs w:val="22"/>
         </w:rPr>
-        <w:t>Office Hours will be set by this poll.</w:t>
+        <w:t xml:space="preserve">Office Hours will be set by </w:t>
+      </w:r>
+      <w:hyperlink r:id="rId9" w:history="1">
+        <w:r>
+          <w:rPr>
+            <w:rStyle w:val="Hyperlink"/>
+            <w:rFonts w:ascii="Arial" w:hAnsi="Arial" w:cs="Arial"/>
+            <w:sz w:val="22"/>
+            <w:szCs w:val="22"/>
+          </w:rPr>
+          <w:t>this poll</w:t>
+        </w:r>
+      </w:hyperlink>
+      <w:r>
+        <w:rPr>
+          <w:rStyle w:val="Aucun"/>
+          <w:rFonts w:ascii="Arial" w:hAnsi="Arial" w:cs="Arial"/>
+          <w:color w:val="262626" w:themeColor="text1" w:themeTint="D9"/>
+          <w:sz w:val="22"/>
+          <w:szCs w:val="22"/>
+        </w:rPr>
+        <w:t>.</w:t>
       </w:r>
     </w:p>
     <w:p>
@@ -1103,7 +1104,7 @@
           <w:szCs w:val="22"/>
         </w:rPr>
       </w:pPr>
-      <w:hyperlink r:id="rId9" w:history="1">
+      <w:hyperlink r:id="rId10" w:history="1">
         <w:r>
           <w:rPr>
             <w:rStyle w:val="Hyperlink"/>
@@ -1258,7 +1259,7 @@
         </w:rPr>
         <w:t xml:space="preserve"> (</w:t>
       </w:r>
-      <w:hyperlink r:id="rId10" w:history="1">
+      <w:hyperlink r:id="rId11" w:history="1">
         <w:r>
           <w:rPr>
             <w:rStyle w:val="Hyperlink"/>
@@ -1347,21 +1348,7 @@
           <w:color w:val="262626" w:themeColor="text1" w:themeTint="D9"/>
         </w:rPr>
         <w:lastRenderedPageBreak/>
-        <w:t xml:space="preserve">Design dynamic queries that support interactive visualization of heterogeneous </w:t>
-      </w:r>
-      <w:proofErr w:type="gramStart"/>
-      <w:r>
-        <w:rPr>
-          <w:color w:val="262626" w:themeColor="text1" w:themeTint="D9"/>
-        </w:rPr>
-        <w:t>data, and</w:t>
-      </w:r>
-      <w:proofErr w:type="gramEnd"/>
-      <w:r>
-        <w:rPr>
-          <w:color w:val="262626" w:themeColor="text1" w:themeTint="D9"/>
-        </w:rPr>
-        <w:t xml:space="preserve"> demonstrate facility implementing them using the shiny package in the R programming language.</w:t>
+        <w:t>Design dynamic queries that support interactive visualization of heterogeneous data, and demonstrate facility implementing them using the shiny package in the R programming language.</w:t>
       </w:r>
     </w:p>
     <w:p>
@@ -1455,7 +1442,7 @@
                     <pic:cNvPicPr/>
                   </pic:nvPicPr>
                   <pic:blipFill>
-                    <a:blip r:embed="rId11">
+                    <a:blip r:embed="rId12">
                       <a:extLst>
                         <a:ext uri="{28A0092B-C50C-407E-A947-70E740481C1C}">
                           <a14:useLocalDpi xmlns:a14="http://schemas.microsoft.com/office/drawing/2010/main" val="0"/>
@@ -1808,7 +1795,7 @@
           <w:szCs w:val="22"/>
         </w:rPr>
       </w:pPr>
-      <w:hyperlink r:id="rId12" w:history="1">
+      <w:hyperlink r:id="rId13" w:history="1">
         <w:r>
           <w:rPr>
             <w:rStyle w:val="Hyperlink"/>
@@ -1832,7 +1819,7 @@
           <w:szCs w:val="22"/>
         </w:rPr>
       </w:pPr>
-      <w:hyperlink r:id="rId13" w:history="1">
+      <w:hyperlink r:id="rId14" w:history="1">
         <w:r>
           <w:rPr>
             <w:rStyle w:val="Hyperlink"/>
@@ -1873,7 +1860,7 @@
         </w:rPr>
         <w:t xml:space="preserve">up </w:t>
       </w:r>
-      <w:hyperlink r:id="rId14" w:history="1">
+      <w:hyperlink r:id="rId15" w:history="1">
         <w:r>
           <w:rPr>
             <w:rStyle w:val="Hyperlink"/>
@@ -1897,6 +1884,53 @@
     </w:p>
     <w:p>
       <w:pPr>
+        <w:pStyle w:val="Corps"/>
+        <w:jc w:val="both"/>
+        <w:rPr>
+          <w:rStyle w:val="Aucun"/>
+          <w:rFonts w:ascii="Arial" w:hAnsi="Arial" w:cs="Arial"/>
+          <w:color w:val="262626" w:themeColor="text1" w:themeTint="D9"/>
+          <w:sz w:val="22"/>
+          <w:szCs w:val="22"/>
+        </w:rPr>
+      </w:pPr>
+      <w:hyperlink r:id="rId16" w:history="1">
+        <w:r>
+          <w:rPr>
+            <w:rStyle w:val="Hyperlink"/>
+            <w:rFonts w:ascii="Arial" w:hAnsi="Arial" w:cs="Arial"/>
+            <w:sz w:val="22"/>
+            <w:szCs w:val="22"/>
+          </w:rPr>
+          <w:t>https://www.gradescope.com/courses/498858</w:t>
+        </w:r>
+      </w:hyperlink>
+      <w:r>
+        <w:rPr>
+          <w:rStyle w:val="Aucun"/>
+          <w:rFonts w:ascii="Arial" w:hAnsi="Arial" w:cs="Arial"/>
+          <w:color w:val="262626" w:themeColor="text1" w:themeTint="D9"/>
+          <w:sz w:val="22"/>
+          <w:szCs w:val="22"/>
+        </w:rPr>
+        <w:t xml:space="preserve"> (sign-up code: WV68WB)</w:t>
+      </w:r>
+    </w:p>
+    <w:p>
+      <w:pPr>
+        <w:pStyle w:val="Corps"/>
+        <w:jc w:val="both"/>
+        <w:rPr>
+          <w:rStyle w:val="Aucun"/>
+          <w:rFonts w:ascii="Arial" w:hAnsi="Arial" w:cs="Arial"/>
+          <w:color w:val="262626" w:themeColor="text1" w:themeTint="D9"/>
+          <w:sz w:val="22"/>
+          <w:szCs w:val="22"/>
+        </w:rPr>
+      </w:pPr>
+    </w:p>
+    <w:p>
+      <w:pPr>
         <w:pStyle w:val="ListParagraph"/>
         <w:spacing w:line="240" w:lineRule="auto"/>
         <w:rPr>
@@ -1960,7 +1994,7 @@
           <w:color w:val="262626" w:themeColor="text1" w:themeTint="D9"/>
         </w:rPr>
       </w:pPr>
-      <w:hyperlink r:id="rId15" w:history="1">
+      <w:hyperlink r:id="rId17" w:history="1">
         <w:r>
           <w:rPr>
             <w:rStyle w:val="Hyperlink2"/>
@@ -1982,7 +2016,7 @@
           <w:color w:val="262626" w:themeColor="text1" w:themeTint="D9"/>
         </w:rPr>
       </w:pPr>
-      <w:hyperlink r:id="rId16" w:history="1">
+      <w:hyperlink r:id="rId18" w:history="1">
         <w:r>
           <w:rPr>
             <w:rStyle w:val="Hyperlink2"/>
@@ -2003,7 +2037,7 @@
           <w:color w:val="262626" w:themeColor="text1" w:themeTint="D9"/>
         </w:rPr>
       </w:pPr>
-      <w:hyperlink r:id="rId17" w:history="1">
+      <w:hyperlink r:id="rId19" w:history="1">
         <w:r>
           <w:rPr>
             <w:rStyle w:val="Lien"/>
@@ -2044,7 +2078,7 @@
         </w:rPr>
         <w:t xml:space="preserve">Campus provides students with </w:t>
       </w:r>
-      <w:hyperlink r:id="rId18" w:history="1">
+      <w:hyperlink r:id="rId20" w:history="1">
         <w:r>
           <w:rPr>
             <w:rStyle w:val="Lien"/>
@@ -2189,7 +2223,35 @@
           <w:rStyle w:val="PageNumber"/>
           <w:color w:val="262626" w:themeColor="text1" w:themeTint="D9"/>
         </w:rPr>
-        <w:t xml:space="preserve">on Canvas </w:t>
+        <w:t>on</w:t>
+      </w:r>
+      <w:r>
+        <w:rPr>
+          <w:rStyle w:val="PageNumber"/>
+          <w:color w:val="262626" w:themeColor="text1" w:themeTint="D9"/>
+        </w:rPr>
+        <w:t xml:space="preserve"> </w:t>
+      </w:r>
+      <w:r>
+        <w:rPr>
+          <w:rStyle w:val="PageNumber"/>
+          <w:color w:val="262626" w:themeColor="text1" w:themeTint="D9"/>
+        </w:rPr>
+        <w:t>G</w:t>
+      </w:r>
+      <w:r>
+        <w:rPr>
+          <w:rStyle w:val="PageNumber"/>
+          <w:color w:val="262626" w:themeColor="text1" w:themeTint="D9"/>
+        </w:rPr>
+        <w:t>radescope</w:t>
+      </w:r>
+      <w:r>
+        <w:rPr>
+          <w:rStyle w:val="PageNumber"/>
+          <w:color w:val="262626" w:themeColor="text1" w:themeTint="D9"/>
+        </w:rPr>
+        <w:t xml:space="preserve"> </w:t>
       </w:r>
       <w:r>
         <w:rPr>
@@ -2644,7 +2706,7 @@
           <w:bCs/>
           <w:color w:val="262626" w:themeColor="text1" w:themeTint="D9"/>
         </w:rPr>
-        <w:t>19</w:t>
+        <w:t>20</w:t>
       </w:r>
       <w:r>
         <w:rPr>
@@ -2669,7 +2731,7 @@
           <w:bCs/>
           <w:color w:val="262626" w:themeColor="text1" w:themeTint="D9"/>
         </w:rPr>
-        <w:t>2</w:t>
+        <w:t>3</w:t>
       </w:r>
       <w:r>
         <w:rPr>
@@ -2838,7 +2900,14 @@
           <w:rStyle w:val="PageNumber"/>
           <w:color w:val="262626" w:themeColor="text1" w:themeTint="D9"/>
         </w:rPr>
-        <w:t xml:space="preserve"> must be submitted on Canvas</w:t>
+        <w:t xml:space="preserve"> must be submitted on </w:t>
+      </w:r>
+      <w:r>
+        <w:rPr>
+          <w:rStyle w:val="PageNumber"/>
+          <w:color w:val="262626" w:themeColor="text1" w:themeTint="D9"/>
+        </w:rPr>
+        <w:t>Gradescope</w:t>
       </w:r>
       <w:r>
         <w:rPr>
@@ -3034,7 +3103,7 @@
           <w:bCs/>
           <w:color w:val="262626" w:themeColor="text1" w:themeTint="D9"/>
         </w:rPr>
-        <w:t>5</w:t>
+        <w:t>6</w:t>
       </w:r>
       <w:r>
         <w:rPr>
@@ -3052,7 +3121,7 @@
           <w:bCs/>
           <w:color w:val="262626" w:themeColor="text1" w:themeTint="D9"/>
         </w:rPr>
-        <w:t>February 1</w:t>
+        <w:t xml:space="preserve">February </w:t>
       </w:r>
       <w:r>
         <w:rPr>
@@ -3062,7 +3131,7 @@
           <w:bCs/>
           <w:color w:val="262626" w:themeColor="text1" w:themeTint="D9"/>
         </w:rPr>
-        <w:t>2</w:t>
+        <w:t>13</w:t>
       </w:r>
       <w:r>
         <w:rPr>
@@ -3090,7 +3159,17 @@
           <w:bCs/>
           <w:color w:val="262626" w:themeColor="text1" w:themeTint="D9"/>
         </w:rPr>
-        <w:t>26</w:t>
+        <w:t>2</w:t>
+      </w:r>
+      <w:r>
+        <w:rPr>
+          <w:rStyle w:val="PageNumber"/>
+          <w:rFonts w:cs="Arial"/>
+          <w:b/>
+          <w:bCs/>
+          <w:color w:val="262626" w:themeColor="text1" w:themeTint="D9"/>
+        </w:rPr>
+        <w:t>7</w:t>
       </w:r>
       <w:r>
         <w:rPr>
@@ -3544,7 +3623,7 @@
                 <w:color w:val="262626" w:themeColor="text1" w:themeTint="D9"/>
               </w:rPr>
             </w:pPr>
-            <w:hyperlink r:id="rId19" w:history="1">
+            <w:hyperlink r:id="rId21" w:history="1">
               <w:r>
                 <w:rPr>
                   <w:rStyle w:val="Lien"/>
@@ -3565,7 +3644,7 @@
                 <w:color w:val="262626" w:themeColor="text1" w:themeTint="D9"/>
               </w:rPr>
             </w:pPr>
-            <w:hyperlink r:id="rId20" w:history="1">
+            <w:hyperlink r:id="rId22" w:history="1">
               <w:r>
                 <w:rPr>
                   <w:rStyle w:val="Lien"/>
@@ -3601,7 +3680,7 @@
               </w:rPr>
               <w:t> </w:t>
             </w:r>
-            <w:hyperlink r:id="rId21" w:history="1">
+            <w:hyperlink r:id="rId23" w:history="1">
               <w:r>
                 <w:rPr>
                   <w:rStyle w:val="Hyperlink3"/>
@@ -3728,7 +3807,7 @@
                 <w:color w:val="262626" w:themeColor="text1" w:themeTint="D9"/>
               </w:rPr>
             </w:pPr>
-            <w:hyperlink r:id="rId22" w:history="1">
+            <w:hyperlink r:id="rId24" w:history="1">
               <w:r>
                 <w:rPr>
                   <w:rStyle w:val="Lien"/>
@@ -3749,7 +3828,7 @@
                 <w:color w:val="262626" w:themeColor="text1" w:themeTint="D9"/>
               </w:rPr>
             </w:pPr>
-            <w:hyperlink r:id="rId23" w:history="1">
+            <w:hyperlink r:id="rId25" w:history="1">
               <w:r>
                 <w:rPr>
                   <w:rStyle w:val="Hyperlink3"/>
@@ -3881,7 +3960,7 @@
                 <w:color w:val="262626" w:themeColor="text1" w:themeTint="D9"/>
               </w:rPr>
             </w:pPr>
-            <w:hyperlink r:id="rId24" w:history="1">
+            <w:hyperlink r:id="rId26" w:history="1">
               <w:r>
                 <w:rPr>
                   <w:rStyle w:val="Lien"/>
@@ -3902,7 +3981,7 @@
                 <w:color w:val="262626" w:themeColor="text1" w:themeTint="D9"/>
               </w:rPr>
             </w:pPr>
-            <w:hyperlink r:id="rId25" w:history="1">
+            <w:hyperlink r:id="rId27" w:history="1">
               <w:r>
                 <w:rPr>
                   <w:rStyle w:val="Lien"/>
@@ -4032,7 +4111,7 @@
                 <w:color w:val="262626" w:themeColor="text1" w:themeTint="D9"/>
               </w:rPr>
             </w:pPr>
-            <w:hyperlink r:id="rId26" w:history="1">
+            <w:hyperlink r:id="rId28" w:history="1">
               <w:r>
                 <w:rPr>
                   <w:rStyle w:val="Hyperlink3"/>
@@ -4054,7 +4133,7 @@
                 <w:color w:val="262626" w:themeColor="text1" w:themeTint="D9"/>
               </w:rPr>
             </w:pPr>
-            <w:hyperlink r:id="rId27" w:history="1">
+            <w:hyperlink r:id="rId29" w:history="1">
               <w:r>
                 <w:rPr>
                   <w:rStyle w:val="Lien"/>
@@ -4082,7 +4161,7 @@
               </w:rPr>
               <w:t xml:space="preserve">Optional: </w:t>
             </w:r>
-            <w:hyperlink r:id="rId28" w:history="1">
+            <w:hyperlink r:id="rId30" w:history="1">
               <w:r>
                 <w:rPr>
                   <w:rStyle w:val="Hyperlink4"/>
@@ -4216,7 +4295,7 @@
                 <w:color w:val="262626" w:themeColor="text1" w:themeTint="D9"/>
               </w:rPr>
             </w:pPr>
-            <w:hyperlink r:id="rId29" w:anchor="action-graphics" w:history="1">
+            <w:hyperlink r:id="rId31" w:anchor="action-graphics" w:history="1">
               <w:r>
                 <w:rPr>
                   <w:rStyle w:val="Lien"/>
@@ -4237,7 +4316,7 @@
                 <w:color w:val="262626" w:themeColor="text1" w:themeTint="D9"/>
               </w:rPr>
             </w:pPr>
-            <w:hyperlink r:id="rId30" w:history="1">
+            <w:hyperlink r:id="rId32" w:history="1">
               <w:r>
                 <w:rPr>
                   <w:rStyle w:val="Lien"/>
@@ -4367,7 +4446,7 @@
                 <w:color w:val="262626" w:themeColor="text1" w:themeTint="D9"/>
               </w:rPr>
             </w:pPr>
-            <w:hyperlink r:id="rId31" w:history="1">
+            <w:hyperlink r:id="rId33" w:history="1">
               <w:r>
                 <w:rPr>
                   <w:rStyle w:val="Hyperlink5"/>
@@ -4500,7 +4579,7 @@
                 <w:color w:val="262626" w:themeColor="text1" w:themeTint="D9"/>
               </w:rPr>
             </w:pPr>
-            <w:hyperlink r:id="rId32" w:history="1">
+            <w:hyperlink r:id="rId34" w:history="1">
               <w:r>
                 <w:rPr>
                   <w:rStyle w:val="Hyperlink5"/>
@@ -4629,7 +4708,7 @@
                 <w:color w:val="262626" w:themeColor="text1" w:themeTint="D9"/>
               </w:rPr>
             </w:pPr>
-            <w:hyperlink r:id="rId33" w:history="1">
+            <w:hyperlink r:id="rId35" w:history="1">
               <w:r>
                 <w:rPr>
                   <w:rStyle w:val="Hyperlink5"/>
@@ -4653,7 +4732,7 @@
                 <w:color w:val="262626" w:themeColor="text1" w:themeTint="D9"/>
               </w:rPr>
             </w:pPr>
-            <w:hyperlink r:id="rId34" w:history="1">
+            <w:hyperlink r:id="rId36" w:history="1">
               <w:r>
                 <w:rPr>
                   <w:rStyle w:val="Hyperlink5"/>
@@ -4782,7 +4861,7 @@
                 <w:color w:val="262626" w:themeColor="text1" w:themeTint="D9"/>
               </w:rPr>
             </w:pPr>
-            <w:hyperlink r:id="rId35" w:history="1">
+            <w:hyperlink r:id="rId37" w:history="1">
               <w:r>
                 <w:rPr>
                   <w:rStyle w:val="Hyperlink5"/>
@@ -4806,7 +4885,7 @@
                 <w:color w:val="262626" w:themeColor="text1" w:themeTint="D9"/>
               </w:rPr>
             </w:pPr>
-            <w:hyperlink r:id="rId36" w:history="1">
+            <w:hyperlink r:id="rId38" w:history="1">
               <w:r>
                 <w:rPr>
                   <w:rStyle w:val="Hyperlink5"/>
@@ -4830,7 +4909,7 @@
                 <w:color w:val="262626" w:themeColor="text1" w:themeTint="D9"/>
               </w:rPr>
             </w:pPr>
-            <w:hyperlink r:id="rId37" w:history="1">
+            <w:hyperlink r:id="rId39" w:history="1">
               <w:r>
                 <w:rPr>
                   <w:rStyle w:val="Hyperlink5"/>
@@ -4959,7 +5038,7 @@
                 <w:color w:val="262626" w:themeColor="text1" w:themeTint="D9"/>
               </w:rPr>
             </w:pPr>
-            <w:hyperlink r:id="rId38" w:history="1">
+            <w:hyperlink r:id="rId40" w:history="1">
               <w:r>
                 <w:rPr>
                   <w:rStyle w:val="Hyperlink5"/>
@@ -4983,7 +5062,7 @@
                 <w:color w:val="262626" w:themeColor="text1" w:themeTint="D9"/>
               </w:rPr>
             </w:pPr>
-            <w:hyperlink r:id="rId39" w:history="1">
+            <w:hyperlink r:id="rId41" w:history="1">
               <w:r>
                 <w:rPr>
                   <w:rStyle w:val="Hyperlink5"/>
@@ -4992,29 +5071,7 @@
                   <w:sz w:val="22"/>
                   <w:szCs w:val="22"/>
                 </w:rPr>
-                <w:t xml:space="preserve">PCA and UMAP with </w:t>
-              </w:r>
-              <w:proofErr w:type="spellStart"/>
-              <w:r>
-                <w:rPr>
-                  <w:rStyle w:val="Hyperlink5"/>
-                  <w:rFonts w:ascii="Arial" w:hAnsi="Arial" w:cs="Arial"/>
-                  <w:color w:val="262626" w:themeColor="text1" w:themeTint="D9"/>
-                  <w:sz w:val="22"/>
-                  <w:szCs w:val="22"/>
-                </w:rPr>
-                <w:t>tidymodels</w:t>
-              </w:r>
-              <w:proofErr w:type="spellEnd"/>
-              <w:r>
-                <w:rPr>
-                  <w:rStyle w:val="Hyperlink5"/>
-                  <w:rFonts w:ascii="Arial" w:hAnsi="Arial" w:cs="Arial"/>
-                  <w:color w:val="262626" w:themeColor="text1" w:themeTint="D9"/>
-                  <w:sz w:val="22"/>
-                  <w:szCs w:val="22"/>
-                </w:rPr>
-                <w:t xml:space="preserve"> and #TidyTuesday cocktail recipes</w:t>
+                <w:t>PCA and UMAP with tidymodels and #TidyTuesday cocktail recipes</w:t>
               </w:r>
             </w:hyperlink>
           </w:p>
@@ -5029,7 +5086,7 @@
                 <w:color w:val="262626" w:themeColor="text1" w:themeTint="D9"/>
               </w:rPr>
             </w:pPr>
-            <w:hyperlink r:id="rId40" w:history="1">
+            <w:hyperlink r:id="rId42" w:history="1">
               <w:r>
                 <w:rPr>
                   <w:rStyle w:val="Hyperlink5"/>
@@ -5158,7 +5215,7 @@
                 <w:color w:val="262626" w:themeColor="text1" w:themeTint="D9"/>
               </w:rPr>
             </w:pPr>
-            <w:hyperlink r:id="rId41" w:history="1">
+            <w:hyperlink r:id="rId43" w:history="1">
               <w:r>
                 <w:rPr>
                   <w:rStyle w:val="Hyperlink5"/>
@@ -5182,7 +5239,7 @@
                 <w:color w:val="262626" w:themeColor="text1" w:themeTint="D9"/>
               </w:rPr>
             </w:pPr>
-            <w:hyperlink r:id="rId42" w:history="1">
+            <w:hyperlink r:id="rId44" w:history="1">
               <w:r>
                 <w:rPr>
                   <w:rStyle w:val="Hyperlink5"/>
@@ -5311,7 +5368,7 @@
                 <w:color w:val="262626" w:themeColor="text1" w:themeTint="D9"/>
               </w:rPr>
             </w:pPr>
-            <w:hyperlink r:id="rId43" w:history="1">
+            <w:hyperlink r:id="rId45" w:history="1">
               <w:r>
                 <w:rPr>
                   <w:rStyle w:val="Hyperlink5"/>
@@ -5335,7 +5392,7 @@
                 <w:color w:val="262626" w:themeColor="text1" w:themeTint="D9"/>
               </w:rPr>
             </w:pPr>
-            <w:hyperlink r:id="rId44" w:history="1">
+            <w:hyperlink r:id="rId46" w:history="1">
               <w:r>
                 <w:rPr>
                   <w:rStyle w:val="Hyperlink5"/>
@@ -5472,7 +5529,7 @@
               </w:rPr>
               <w:t> </w:t>
             </w:r>
-            <w:hyperlink r:id="rId45" w:history="1">
+            <w:hyperlink r:id="rId47" w:history="1">
               <w:r>
                 <w:rPr>
                   <w:rStyle w:val="Hyperlink5"/>
@@ -5496,7 +5553,7 @@
                 <w:color w:val="262626" w:themeColor="text1" w:themeTint="D9"/>
               </w:rPr>
             </w:pPr>
-            <w:hyperlink r:id="rId46" w:history="1">
+            <w:hyperlink r:id="rId48" w:history="1">
               <w:r>
                 <w:rPr>
                   <w:rStyle w:val="Hyperlink5"/>
@@ -5527,7 +5584,7 @@
               </w:rPr>
               <w:t xml:space="preserve">Optional: </w:t>
             </w:r>
-            <w:hyperlink r:id="rId47" w:history="1">
+            <w:hyperlink r:id="rId49" w:history="1">
               <w:r>
                 <w:rPr>
                   <w:rStyle w:val="Hyperlink6"/>
@@ -5657,7 +5714,7 @@
                 <w:color w:val="262626" w:themeColor="text1" w:themeTint="D9"/>
               </w:rPr>
             </w:pPr>
-            <w:hyperlink r:id="rId48" w:history="1">
+            <w:hyperlink r:id="rId50" w:history="1">
               <w:r>
                 <w:rPr>
                   <w:rStyle w:val="Hyperlink5"/>
@@ -5681,7 +5738,7 @@
                 <w:color w:val="262626" w:themeColor="text1" w:themeTint="D9"/>
               </w:rPr>
             </w:pPr>
-            <w:hyperlink r:id="rId49" w:history="1">
+            <w:hyperlink r:id="rId51" w:history="1">
               <w:r>
                 <w:rPr>
                   <w:rStyle w:val="Hyperlink5"/>
@@ -5712,7 +5769,7 @@
               </w:rPr>
               <w:t xml:space="preserve">Optional: </w:t>
             </w:r>
-            <w:hyperlink r:id="rId50" w:history="1">
+            <w:hyperlink r:id="rId52" w:history="1">
               <w:r>
                 <w:rPr>
                   <w:rStyle w:val="Hyperlink5"/>
@@ -5828,7 +5885,7 @@
         </w:rPr>
         <w:t>and vets all campus-supported digital tools used to support teaching and learning, to help support success through </w:t>
       </w:r>
-      <w:hyperlink r:id="rId51" w:history="1">
+      <w:hyperlink r:id="rId53" w:history="1">
         <w:r>
           <w:rPr>
             <w:rStyle w:val="Hyperlink7"/>
@@ -5850,7 +5907,7 @@
         </w:rPr>
         <w:t>, and to enable proctoring capabilities. View the university’s full </w:t>
       </w:r>
-      <w:hyperlink r:id="rId52" w:history="1">
+      <w:hyperlink r:id="rId54" w:history="1">
         <w:r>
           <w:rPr>
             <w:rStyle w:val="Hyperlink7"/>
@@ -5933,7 +5990,7 @@
         </w:rPr>
         <w:t xml:space="preserve">View </w:t>
       </w:r>
-      <w:hyperlink r:id="rId53" w:history="1">
+      <w:hyperlink r:id="rId55" w:history="1">
         <w:r>
           <w:rPr>
             <w:rStyle w:val="Hyperlink8"/>
@@ -6127,7 +6184,7 @@
         </w:rPr>
         <w:t xml:space="preserve">UW-Madison uses a digital course evaluation survey tool called </w:t>
       </w:r>
-      <w:hyperlink r:id="rId54" w:history="1">
+      <w:hyperlink r:id="rId56" w:history="1">
         <w:r>
           <w:rPr>
             <w:rStyle w:val="Hyperlink0"/>
@@ -6204,7 +6261,7 @@
         </w:rPr>
         <w:t xml:space="preserve">Rules, </w:t>
       </w:r>
-      <w:hyperlink r:id="rId55" w:anchor="rulesrightsandresponsibilitiestext" w:history="1">
+      <w:hyperlink r:id="rId57" w:anchor="rulesrightsandresponsibilitiestext" w:history="1">
         <w:r>
           <w:rPr>
             <w:rStyle w:val="Lien"/>
@@ -6267,7 +6324,7 @@
           <w:szCs w:val="22"/>
         </w:rPr>
       </w:pPr>
-      <w:hyperlink r:id="rId56" w:history="1">
+      <w:hyperlink r:id="rId58" w:history="1">
         <w:r>
           <w:rPr>
             <w:rStyle w:val="Hyperlink0"/>
@@ -6432,7 +6489,7 @@
         </w:rPr>
         <w:t xml:space="preserve">The University of Wisconsin-Madison supports the right of all enrolled students to a full and equal educational opportunity. The Americans with Disabilities Act (ADA), Wisconsin State Statute (36.12), and UW-Madison policy (Faculty Document 1071) require that students with disabilities be reasonably accommodated in instruction and campus life. Reasonable accommodations for students with disabilities is a shared faculty and student responsibility. Students are expected to inform faculty [me] of their need for instructional accommodations by the end of the third week of the semester, or as soon as possible after a disability has been incurred or recognized. Faculty [I], will work either directly with the student [you] or in coordination with the McBurney Center to identify and provide reasonable instructional accommodations. Disability information, including instructional accommodations as part of a student's educational record, is confidential and protected under FERPA. (See: </w:t>
       </w:r>
-      <w:hyperlink r:id="rId57" w:history="1">
+      <w:hyperlink r:id="rId59" w:history="1">
         <w:r>
           <w:rPr>
             <w:rStyle w:val="Hyperlink0"/>
@@ -6474,7 +6531,7 @@
           <w:szCs w:val="22"/>
         </w:rPr>
       </w:pPr>
-      <w:hyperlink r:id="rId58" w:history="1">
+      <w:hyperlink r:id="rId60" w:history="1">
         <w:r>
           <w:rPr>
             <w:rStyle w:val="Lien"/>
@@ -6539,8 +6596,8 @@
       </w:r>
     </w:p>
     <w:sectPr>
-      <w:headerReference w:type="default" r:id="rId59"/>
-      <w:footerReference w:type="default" r:id="rId60"/>
+      <w:headerReference w:type="default" r:id="rId61"/>
+      <w:footerReference w:type="default" r:id="rId62"/>
       <w:pgSz w:w="12240" w:h="15840"/>
       <w:pgMar w:top="720" w:right="720" w:bottom="720" w:left="720" w:header="720" w:footer="720" w:gutter="0"/>
       <w:pgNumType w:start="1"/>
@@ -11313,7 +11370,7 @@
   <w:num w:numId="5" w16cid:durableId="67580153">
     <w:abstractNumId w:val="16"/>
     <w:lvlOverride w:ilvl="0">
-      <w:lvl w:ilvl="0" w:tplc="A50E7B2E">
+      <w:lvl w:ilvl="0" w:tplc="0532AEBC">
         <w:start w:val="1"/>
         <w:numFmt w:val="bullet"/>
         <w:lvlText w:val="·"/>
@@ -11345,7 +11402,7 @@
       </w:lvl>
     </w:lvlOverride>
     <w:lvlOverride w:ilvl="1">
-      <w:lvl w:ilvl="1" w:tplc="0760362E">
+      <w:lvl w:ilvl="1" w:tplc="ED687422">
         <w:start w:val="1"/>
         <w:numFmt w:val="bullet"/>
         <w:lvlText w:val="o"/>
@@ -11377,7 +11434,7 @@
       </w:lvl>
     </w:lvlOverride>
     <w:lvlOverride w:ilvl="2">
-      <w:lvl w:ilvl="2" w:tplc="0466FA50">
+      <w:lvl w:ilvl="2" w:tplc="D630A3B6">
         <w:start w:val="1"/>
         <w:numFmt w:val="bullet"/>
         <w:lvlText w:val="▪"/>
@@ -11409,7 +11466,7 @@
       </w:lvl>
     </w:lvlOverride>
     <w:lvlOverride w:ilvl="3">
-      <w:lvl w:ilvl="3" w:tplc="90F21368">
+      <w:lvl w:ilvl="3" w:tplc="EA52DBFC">
         <w:start w:val="1"/>
         <w:numFmt w:val="bullet"/>
         <w:lvlText w:val="·"/>
@@ -11441,7 +11498,7 @@
       </w:lvl>
     </w:lvlOverride>
     <w:lvlOverride w:ilvl="4">
-      <w:lvl w:ilvl="4" w:tplc="E6305242">
+      <w:lvl w:ilvl="4" w:tplc="068C96D4">
         <w:start w:val="1"/>
         <w:numFmt w:val="bullet"/>
         <w:lvlText w:val="o"/>
@@ -11473,7 +11530,7 @@
       </w:lvl>
     </w:lvlOverride>
     <w:lvlOverride w:ilvl="5">
-      <w:lvl w:ilvl="5" w:tplc="471A21DC">
+      <w:lvl w:ilvl="5" w:tplc="C15EADE8">
         <w:start w:val="1"/>
         <w:numFmt w:val="bullet"/>
         <w:lvlText w:val="▪"/>
@@ -11505,7 +11562,7 @@
       </w:lvl>
     </w:lvlOverride>
     <w:lvlOverride w:ilvl="6">
-      <w:lvl w:ilvl="6" w:tplc="411C50CC">
+      <w:lvl w:ilvl="6" w:tplc="357884AE">
         <w:start w:val="1"/>
         <w:numFmt w:val="bullet"/>
         <w:lvlText w:val="·"/>
@@ -11537,7 +11594,7 @@
       </w:lvl>
     </w:lvlOverride>
     <w:lvlOverride w:ilvl="7">
-      <w:lvl w:ilvl="7" w:tplc="3A08A850">
+      <w:lvl w:ilvl="7" w:tplc="A3E28014">
         <w:start w:val="1"/>
         <w:numFmt w:val="bullet"/>
         <w:lvlText w:val="o"/>
@@ -11569,7 +11626,7 @@
       </w:lvl>
     </w:lvlOverride>
     <w:lvlOverride w:ilvl="8">
-      <w:lvl w:ilvl="8" w:tplc="80B06C7E">
+      <w:lvl w:ilvl="8" w:tplc="E1ECC002">
         <w:start w:val="1"/>
         <w:numFmt w:val="bullet"/>
         <w:lvlText w:val="▪"/>
@@ -11604,7 +11661,7 @@
   <w:num w:numId="6" w16cid:durableId="100150215">
     <w:abstractNumId w:val="16"/>
     <w:lvlOverride w:ilvl="0">
-      <w:lvl w:ilvl="0" w:tplc="A50E7B2E">
+      <w:lvl w:ilvl="0" w:tplc="0532AEBC">
         <w:start w:val="1"/>
         <w:numFmt w:val="bullet"/>
         <w:lvlText w:val="·"/>
@@ -11636,7 +11693,7 @@
       </w:lvl>
     </w:lvlOverride>
     <w:lvlOverride w:ilvl="1">
-      <w:lvl w:ilvl="1" w:tplc="0760362E">
+      <w:lvl w:ilvl="1" w:tplc="ED687422">
         <w:start w:val="1"/>
         <w:numFmt w:val="bullet"/>
         <w:lvlText w:val="o"/>
@@ -11668,7 +11725,7 @@
       </w:lvl>
     </w:lvlOverride>
     <w:lvlOverride w:ilvl="2">
-      <w:lvl w:ilvl="2" w:tplc="0466FA50">
+      <w:lvl w:ilvl="2" w:tplc="D630A3B6">
         <w:start w:val="1"/>
         <w:numFmt w:val="bullet"/>
         <w:lvlText w:val="▪"/>
@@ -11700,7 +11757,7 @@
       </w:lvl>
     </w:lvlOverride>
     <w:lvlOverride w:ilvl="3">
-      <w:lvl w:ilvl="3" w:tplc="90F21368">
+      <w:lvl w:ilvl="3" w:tplc="EA52DBFC">
         <w:start w:val="1"/>
         <w:numFmt w:val="bullet"/>
         <w:lvlText w:val="·"/>
@@ -11732,7 +11789,7 @@
       </w:lvl>
     </w:lvlOverride>
     <w:lvlOverride w:ilvl="4">
-      <w:lvl w:ilvl="4" w:tplc="E6305242">
+      <w:lvl w:ilvl="4" w:tplc="068C96D4">
         <w:start w:val="1"/>
         <w:numFmt w:val="bullet"/>
         <w:lvlText w:val="o"/>
@@ -11764,7 +11821,7 @@
       </w:lvl>
     </w:lvlOverride>
     <w:lvlOverride w:ilvl="5">
-      <w:lvl w:ilvl="5" w:tplc="471A21DC">
+      <w:lvl w:ilvl="5" w:tplc="C15EADE8">
         <w:start w:val="1"/>
         <w:numFmt w:val="bullet"/>
         <w:lvlText w:val="▪"/>
@@ -11796,7 +11853,7 @@
       </w:lvl>
     </w:lvlOverride>
     <w:lvlOverride w:ilvl="6">
-      <w:lvl w:ilvl="6" w:tplc="411C50CC">
+      <w:lvl w:ilvl="6" w:tplc="357884AE">
         <w:start w:val="1"/>
         <w:numFmt w:val="bullet"/>
         <w:lvlText w:val="·"/>
@@ -11828,7 +11885,7 @@
       </w:lvl>
     </w:lvlOverride>
     <w:lvlOverride w:ilvl="7">
-      <w:lvl w:ilvl="7" w:tplc="3A08A850">
+      <w:lvl w:ilvl="7" w:tplc="A3E28014">
         <w:start w:val="1"/>
         <w:numFmt w:val="bullet"/>
         <w:lvlText w:val="o"/>
@@ -11860,7 +11917,7 @@
       </w:lvl>
     </w:lvlOverride>
     <w:lvlOverride w:ilvl="8">
-      <w:lvl w:ilvl="8" w:tplc="80B06C7E">
+      <w:lvl w:ilvl="8" w:tplc="E1ECC002">
         <w:start w:val="1"/>
         <w:numFmt w:val="bullet"/>
         <w:lvlText w:val="▪"/>

--- a/logistics/syllabus.docx
+++ b/logistics/syllabus.docx
@@ -1575,7 +1575,7 @@
           <w:sz w:val="22"/>
           <w:szCs w:val="22"/>
         </w:rPr>
-        <w:t xml:space="preserve">Midterms: </w:t>
+        <w:t xml:space="preserve">Midterm: </w:t>
       </w:r>
       <w:r>
         <w:rPr>
@@ -2258,49 +2258,35 @@
           <w:rStyle w:val="PageNumber"/>
           <w:color w:val="262626" w:themeColor="text1" w:themeTint="D9"/>
         </w:rPr>
-        <w:t xml:space="preserve">by </w:t>
-      </w:r>
-      <w:r>
-        <w:rPr>
-          <w:rStyle w:val="PageNumber"/>
-          <w:color w:val="262626" w:themeColor="text1" w:themeTint="D9"/>
-        </w:rPr>
-        <w:t>Monday at</w:t>
-      </w:r>
-      <w:r>
-        <w:rPr>
-          <w:rStyle w:val="PageNumber"/>
-          <w:color w:val="262626" w:themeColor="text1" w:themeTint="D9"/>
-        </w:rPr>
-        <w:t xml:space="preserve"> </w:t>
-      </w:r>
-      <w:r>
-        <w:rPr>
-          <w:rStyle w:val="PageNumber"/>
-          <w:color w:val="262626" w:themeColor="text1" w:themeTint="D9"/>
-        </w:rPr>
-        <w:t>8am</w:t>
-      </w:r>
-      <w:r>
-        <w:rPr>
-          <w:rStyle w:val="PageNumber"/>
-          <w:color w:val="262626" w:themeColor="text1" w:themeTint="D9"/>
-        </w:rPr>
-        <w:t xml:space="preserve"> of the </w:t>
-      </w:r>
-      <w:r>
-        <w:rPr>
-          <w:rStyle w:val="PageNumber"/>
-          <w:color w:val="262626" w:themeColor="text1" w:themeTint="D9"/>
-        </w:rPr>
-        <w:t xml:space="preserve">following </w:t>
-      </w:r>
-      <w:r>
-        <w:rPr>
-          <w:rStyle w:val="PageNumber"/>
-          <w:color w:val="262626" w:themeColor="text1" w:themeTint="D9"/>
-        </w:rPr>
-        <w:t>week.</w:t>
+        <w:t>b</w:t>
+      </w:r>
+      <w:r>
+        <w:rPr>
+          <w:rStyle w:val="PageNumber"/>
+          <w:color w:val="262626" w:themeColor="text1" w:themeTint="D9"/>
+        </w:rPr>
+        <w:t xml:space="preserve">efore the </w:t>
+      </w:r>
+      <w:r>
+        <w:rPr>
+          <w:rStyle w:val="PageNumber"/>
+          <w:color w:val="262626" w:themeColor="text1" w:themeTint="D9"/>
+        </w:rPr>
+        <w:t xml:space="preserve">start of the </w:t>
+      </w:r>
+      <w:r>
+        <w:rPr>
+          <w:rStyle w:val="PageNumber"/>
+          <w:color w:val="262626" w:themeColor="text1" w:themeTint="D9"/>
+        </w:rPr>
+        <w:t>next course session</w:t>
+      </w:r>
+      <w:r>
+        <w:rPr>
+          <w:rStyle w:val="PageNumber"/>
+          <w:color w:val="262626" w:themeColor="text1" w:themeTint="D9"/>
+        </w:rPr>
+        <w:t>.</w:t>
       </w:r>
     </w:p>
     <w:p>
@@ -11370,7 +11356,7 @@
   <w:num w:numId="5" w16cid:durableId="67580153">
     <w:abstractNumId w:val="16"/>
     <w:lvlOverride w:ilvl="0">
-      <w:lvl w:ilvl="0" w:tplc="0532AEBC">
+      <w:lvl w:ilvl="0" w:tplc="F3464DDE">
         <w:start w:val="1"/>
         <w:numFmt w:val="bullet"/>
         <w:lvlText w:val="·"/>
@@ -11402,7 +11388,7 @@
       </w:lvl>
     </w:lvlOverride>
     <w:lvlOverride w:ilvl="1">
-      <w:lvl w:ilvl="1" w:tplc="ED687422">
+      <w:lvl w:ilvl="1" w:tplc="938A77C8">
         <w:start w:val="1"/>
         <w:numFmt w:val="bullet"/>
         <w:lvlText w:val="o"/>
@@ -11434,7 +11420,7 @@
       </w:lvl>
     </w:lvlOverride>
     <w:lvlOverride w:ilvl="2">
-      <w:lvl w:ilvl="2" w:tplc="D630A3B6">
+      <w:lvl w:ilvl="2" w:tplc="92DC6CCC">
         <w:start w:val="1"/>
         <w:numFmt w:val="bullet"/>
         <w:lvlText w:val="▪"/>
@@ -11466,7 +11452,7 @@
       </w:lvl>
     </w:lvlOverride>
     <w:lvlOverride w:ilvl="3">
-      <w:lvl w:ilvl="3" w:tplc="EA52DBFC">
+      <w:lvl w:ilvl="3" w:tplc="3B022436">
         <w:start w:val="1"/>
         <w:numFmt w:val="bullet"/>
         <w:lvlText w:val="·"/>
@@ -11498,7 +11484,7 @@
       </w:lvl>
     </w:lvlOverride>
     <w:lvlOverride w:ilvl="4">
-      <w:lvl w:ilvl="4" w:tplc="068C96D4">
+      <w:lvl w:ilvl="4" w:tplc="A2CABB88">
         <w:start w:val="1"/>
         <w:numFmt w:val="bullet"/>
         <w:lvlText w:val="o"/>
@@ -11530,7 +11516,7 @@
       </w:lvl>
     </w:lvlOverride>
     <w:lvlOverride w:ilvl="5">
-      <w:lvl w:ilvl="5" w:tplc="C15EADE8">
+      <w:lvl w:ilvl="5" w:tplc="C0366CC2">
         <w:start w:val="1"/>
         <w:numFmt w:val="bullet"/>
         <w:lvlText w:val="▪"/>
@@ -11562,7 +11548,7 @@
       </w:lvl>
     </w:lvlOverride>
     <w:lvlOverride w:ilvl="6">
-      <w:lvl w:ilvl="6" w:tplc="357884AE">
+      <w:lvl w:ilvl="6" w:tplc="E6445916">
         <w:start w:val="1"/>
         <w:numFmt w:val="bullet"/>
         <w:lvlText w:val="·"/>
@@ -11594,7 +11580,7 @@
       </w:lvl>
     </w:lvlOverride>
     <w:lvlOverride w:ilvl="7">
-      <w:lvl w:ilvl="7" w:tplc="A3E28014">
+      <w:lvl w:ilvl="7" w:tplc="37DEBD78">
         <w:start w:val="1"/>
         <w:numFmt w:val="bullet"/>
         <w:lvlText w:val="o"/>
@@ -11626,7 +11612,7 @@
       </w:lvl>
     </w:lvlOverride>
     <w:lvlOverride w:ilvl="8">
-      <w:lvl w:ilvl="8" w:tplc="E1ECC002">
+      <w:lvl w:ilvl="8" w:tplc="5518CA78">
         <w:start w:val="1"/>
         <w:numFmt w:val="bullet"/>
         <w:lvlText w:val="▪"/>
@@ -11661,7 +11647,7 @@
   <w:num w:numId="6" w16cid:durableId="100150215">
     <w:abstractNumId w:val="16"/>
     <w:lvlOverride w:ilvl="0">
-      <w:lvl w:ilvl="0" w:tplc="0532AEBC">
+      <w:lvl w:ilvl="0" w:tplc="F3464DDE">
         <w:start w:val="1"/>
         <w:numFmt w:val="bullet"/>
         <w:lvlText w:val="·"/>
@@ -11693,7 +11679,7 @@
       </w:lvl>
     </w:lvlOverride>
     <w:lvlOverride w:ilvl="1">
-      <w:lvl w:ilvl="1" w:tplc="ED687422">
+      <w:lvl w:ilvl="1" w:tplc="938A77C8">
         <w:start w:val="1"/>
         <w:numFmt w:val="bullet"/>
         <w:lvlText w:val="o"/>
@@ -11725,7 +11711,7 @@
       </w:lvl>
     </w:lvlOverride>
     <w:lvlOverride w:ilvl="2">
-      <w:lvl w:ilvl="2" w:tplc="D630A3B6">
+      <w:lvl w:ilvl="2" w:tplc="92DC6CCC">
         <w:start w:val="1"/>
         <w:numFmt w:val="bullet"/>
         <w:lvlText w:val="▪"/>
@@ -11757,7 +11743,7 @@
       </w:lvl>
     </w:lvlOverride>
     <w:lvlOverride w:ilvl="3">
-      <w:lvl w:ilvl="3" w:tplc="EA52DBFC">
+      <w:lvl w:ilvl="3" w:tplc="3B022436">
         <w:start w:val="1"/>
         <w:numFmt w:val="bullet"/>
         <w:lvlText w:val="·"/>
@@ -11789,7 +11775,7 @@
       </w:lvl>
     </w:lvlOverride>
     <w:lvlOverride w:ilvl="4">
-      <w:lvl w:ilvl="4" w:tplc="068C96D4">
+      <w:lvl w:ilvl="4" w:tplc="A2CABB88">
         <w:start w:val="1"/>
         <w:numFmt w:val="bullet"/>
         <w:lvlText w:val="o"/>
@@ -11821,7 +11807,7 @@
       </w:lvl>
     </w:lvlOverride>
     <w:lvlOverride w:ilvl="5">
-      <w:lvl w:ilvl="5" w:tplc="C15EADE8">
+      <w:lvl w:ilvl="5" w:tplc="C0366CC2">
         <w:start w:val="1"/>
         <w:numFmt w:val="bullet"/>
         <w:lvlText w:val="▪"/>
@@ -11853,7 +11839,7 @@
       </w:lvl>
     </w:lvlOverride>
     <w:lvlOverride w:ilvl="6">
-      <w:lvl w:ilvl="6" w:tplc="357884AE">
+      <w:lvl w:ilvl="6" w:tplc="E6445916">
         <w:start w:val="1"/>
         <w:numFmt w:val="bullet"/>
         <w:lvlText w:val="·"/>
@@ -11885,7 +11871,7 @@
       </w:lvl>
     </w:lvlOverride>
     <w:lvlOverride w:ilvl="7">
-      <w:lvl w:ilvl="7" w:tplc="A3E28014">
+      <w:lvl w:ilvl="7" w:tplc="37DEBD78">
         <w:start w:val="1"/>
         <w:numFmt w:val="bullet"/>
         <w:lvlText w:val="o"/>
@@ -11917,7 +11903,7 @@
       </w:lvl>
     </w:lvlOverride>
     <w:lvlOverride w:ilvl="8">
-      <w:lvl w:ilvl="8" w:tplc="E1ECC002">
+      <w:lvl w:ilvl="8" w:tplc="5518CA78">
         <w:start w:val="1"/>
         <w:numFmt w:val="bullet"/>
         <w:lvlText w:val="▪"/>

--- a/logistics/syllabus.docx
+++ b/logistics/syllabus.docx
@@ -1840,47 +1840,6 @@
         </w:rPr>
         <w:t xml:space="preserve"> </w:t>
       </w:r>
-      <w:r>
-        <w:rPr>
-          <w:rStyle w:val="Aucun"/>
-          <w:rFonts w:ascii="Arial" w:hAnsi="Arial" w:cs="Arial"/>
-          <w:color w:val="262626" w:themeColor="text1" w:themeTint="D9"/>
-          <w:sz w:val="22"/>
-          <w:szCs w:val="22"/>
-        </w:rPr>
-        <w:t>(sign-</w:t>
-      </w:r>
-      <w:r>
-        <w:rPr>
-          <w:rStyle w:val="Aucun"/>
-          <w:rFonts w:ascii="Arial" w:hAnsi="Arial" w:cs="Arial"/>
-          <w:color w:val="262626" w:themeColor="text1" w:themeTint="D9"/>
-          <w:sz w:val="22"/>
-          <w:szCs w:val="22"/>
-        </w:rPr>
-        <w:t xml:space="preserve">up </w:t>
-      </w:r>
-      <w:hyperlink r:id="rId15" w:history="1">
-        <w:r>
-          <w:rPr>
-            <w:rStyle w:val="Hyperlink"/>
-            <w:rFonts w:ascii="Arial" w:hAnsi="Arial" w:cs="Arial"/>
-            <w:sz w:val="22"/>
-            <w:szCs w:val="22"/>
-          </w:rPr>
-          <w:t>link</w:t>
-        </w:r>
-      </w:hyperlink>
-      <w:r>
-        <w:rPr>
-          <w:rStyle w:val="Aucun"/>
-          <w:rFonts w:ascii="Arial" w:hAnsi="Arial" w:cs="Arial"/>
-          <w:color w:val="262626" w:themeColor="text1" w:themeTint="D9"/>
-          <w:sz w:val="22"/>
-          <w:szCs w:val="22"/>
-        </w:rPr>
-        <w:t>)</w:t>
-      </w:r>
     </w:p>
     <w:p>
       <w:pPr>
@@ -1894,7 +1853,7 @@
           <w:szCs w:val="22"/>
         </w:rPr>
       </w:pPr>
-      <w:hyperlink r:id="rId16" w:history="1">
+      <w:hyperlink r:id="rId15" w:history="1">
         <w:r>
           <w:rPr>
             <w:rStyle w:val="Hyperlink"/>
@@ -1994,7 +1953,7 @@
           <w:color w:val="262626" w:themeColor="text1" w:themeTint="D9"/>
         </w:rPr>
       </w:pPr>
-      <w:hyperlink r:id="rId17" w:history="1">
+      <w:hyperlink r:id="rId16" w:history="1">
         <w:r>
           <w:rPr>
             <w:rStyle w:val="Hyperlink2"/>
@@ -2016,7 +1975,7 @@
           <w:color w:val="262626" w:themeColor="text1" w:themeTint="D9"/>
         </w:rPr>
       </w:pPr>
-      <w:hyperlink r:id="rId18" w:history="1">
+      <w:hyperlink r:id="rId17" w:history="1">
         <w:r>
           <w:rPr>
             <w:rStyle w:val="Hyperlink2"/>
@@ -2037,7 +1996,7 @@
           <w:color w:val="262626" w:themeColor="text1" w:themeTint="D9"/>
         </w:rPr>
       </w:pPr>
-      <w:hyperlink r:id="rId19" w:history="1">
+      <w:hyperlink r:id="rId18" w:history="1">
         <w:r>
           <w:rPr>
             <w:rStyle w:val="Lien"/>
@@ -2078,7 +2037,7 @@
         </w:rPr>
         <w:t xml:space="preserve">Campus provides students with </w:t>
       </w:r>
-      <w:hyperlink r:id="rId20" w:history="1">
+      <w:hyperlink r:id="rId19" w:history="1">
         <w:r>
           <w:rPr>
             <w:rStyle w:val="Lien"/>
@@ -3609,7 +3568,7 @@
                 <w:color w:val="262626" w:themeColor="text1" w:themeTint="D9"/>
               </w:rPr>
             </w:pPr>
-            <w:hyperlink r:id="rId21" w:history="1">
+            <w:hyperlink r:id="rId20" w:history="1">
               <w:r>
                 <w:rPr>
                   <w:rStyle w:val="Lien"/>
@@ -3630,7 +3589,7 @@
                 <w:color w:val="262626" w:themeColor="text1" w:themeTint="D9"/>
               </w:rPr>
             </w:pPr>
-            <w:hyperlink r:id="rId22" w:history="1">
+            <w:hyperlink r:id="rId21" w:history="1">
               <w:r>
                 <w:rPr>
                   <w:rStyle w:val="Lien"/>
@@ -3666,7 +3625,7 @@
               </w:rPr>
               <w:t> </w:t>
             </w:r>
-            <w:hyperlink r:id="rId23" w:history="1">
+            <w:hyperlink r:id="rId22" w:history="1">
               <w:r>
                 <w:rPr>
                   <w:rStyle w:val="Hyperlink3"/>
@@ -3793,7 +3752,7 @@
                 <w:color w:val="262626" w:themeColor="text1" w:themeTint="D9"/>
               </w:rPr>
             </w:pPr>
-            <w:hyperlink r:id="rId24" w:history="1">
+            <w:hyperlink r:id="rId23" w:history="1">
               <w:r>
                 <w:rPr>
                   <w:rStyle w:val="Lien"/>
@@ -3814,7 +3773,7 @@
                 <w:color w:val="262626" w:themeColor="text1" w:themeTint="D9"/>
               </w:rPr>
             </w:pPr>
-            <w:hyperlink r:id="rId25" w:history="1">
+            <w:hyperlink r:id="rId24" w:history="1">
               <w:r>
                 <w:rPr>
                   <w:rStyle w:val="Hyperlink3"/>
@@ -3946,7 +3905,7 @@
                 <w:color w:val="262626" w:themeColor="text1" w:themeTint="D9"/>
               </w:rPr>
             </w:pPr>
-            <w:hyperlink r:id="rId26" w:history="1">
+            <w:hyperlink r:id="rId25" w:history="1">
               <w:r>
                 <w:rPr>
                   <w:rStyle w:val="Lien"/>
@@ -3967,7 +3926,7 @@
                 <w:color w:val="262626" w:themeColor="text1" w:themeTint="D9"/>
               </w:rPr>
             </w:pPr>
-            <w:hyperlink r:id="rId27" w:history="1">
+            <w:hyperlink r:id="rId26" w:history="1">
               <w:r>
                 <w:rPr>
                   <w:rStyle w:val="Lien"/>
@@ -4097,7 +4056,7 @@
                 <w:color w:val="262626" w:themeColor="text1" w:themeTint="D9"/>
               </w:rPr>
             </w:pPr>
-            <w:hyperlink r:id="rId28" w:history="1">
+            <w:hyperlink r:id="rId27" w:history="1">
               <w:r>
                 <w:rPr>
                   <w:rStyle w:val="Hyperlink3"/>
@@ -4119,7 +4078,7 @@
                 <w:color w:val="262626" w:themeColor="text1" w:themeTint="D9"/>
               </w:rPr>
             </w:pPr>
-            <w:hyperlink r:id="rId29" w:history="1">
+            <w:hyperlink r:id="rId28" w:history="1">
               <w:r>
                 <w:rPr>
                   <w:rStyle w:val="Lien"/>
@@ -4147,7 +4106,7 @@
               </w:rPr>
               <w:t xml:space="preserve">Optional: </w:t>
             </w:r>
-            <w:hyperlink r:id="rId30" w:history="1">
+            <w:hyperlink r:id="rId29" w:history="1">
               <w:r>
                 <w:rPr>
                   <w:rStyle w:val="Hyperlink4"/>
@@ -4281,7 +4240,7 @@
                 <w:color w:val="262626" w:themeColor="text1" w:themeTint="D9"/>
               </w:rPr>
             </w:pPr>
-            <w:hyperlink r:id="rId31" w:anchor="action-graphics" w:history="1">
+            <w:hyperlink r:id="rId30" w:anchor="action-graphics" w:history="1">
               <w:r>
                 <w:rPr>
                   <w:rStyle w:val="Lien"/>
@@ -4302,7 +4261,7 @@
                 <w:color w:val="262626" w:themeColor="text1" w:themeTint="D9"/>
               </w:rPr>
             </w:pPr>
-            <w:hyperlink r:id="rId32" w:history="1">
+            <w:hyperlink r:id="rId31" w:history="1">
               <w:r>
                 <w:rPr>
                   <w:rStyle w:val="Lien"/>
@@ -4432,7 +4391,7 @@
                 <w:color w:val="262626" w:themeColor="text1" w:themeTint="D9"/>
               </w:rPr>
             </w:pPr>
-            <w:hyperlink r:id="rId33" w:history="1">
+            <w:hyperlink r:id="rId32" w:history="1">
               <w:r>
                 <w:rPr>
                   <w:rStyle w:val="Hyperlink5"/>
@@ -4565,7 +4524,7 @@
                 <w:color w:val="262626" w:themeColor="text1" w:themeTint="D9"/>
               </w:rPr>
             </w:pPr>
-            <w:hyperlink r:id="rId34" w:history="1">
+            <w:hyperlink r:id="rId33" w:history="1">
               <w:r>
                 <w:rPr>
                   <w:rStyle w:val="Hyperlink5"/>
@@ -4694,7 +4653,7 @@
                 <w:color w:val="262626" w:themeColor="text1" w:themeTint="D9"/>
               </w:rPr>
             </w:pPr>
-            <w:hyperlink r:id="rId35" w:history="1">
+            <w:hyperlink r:id="rId34" w:history="1">
               <w:r>
                 <w:rPr>
                   <w:rStyle w:val="Hyperlink5"/>
@@ -4718,7 +4677,7 @@
                 <w:color w:val="262626" w:themeColor="text1" w:themeTint="D9"/>
               </w:rPr>
             </w:pPr>
-            <w:hyperlink r:id="rId36" w:history="1">
+            <w:hyperlink r:id="rId35" w:history="1">
               <w:r>
                 <w:rPr>
                   <w:rStyle w:val="Hyperlink5"/>
@@ -4847,7 +4806,7 @@
                 <w:color w:val="262626" w:themeColor="text1" w:themeTint="D9"/>
               </w:rPr>
             </w:pPr>
-            <w:hyperlink r:id="rId37" w:history="1">
+            <w:hyperlink r:id="rId36" w:history="1">
               <w:r>
                 <w:rPr>
                   <w:rStyle w:val="Hyperlink5"/>
@@ -4871,7 +4830,7 @@
                 <w:color w:val="262626" w:themeColor="text1" w:themeTint="D9"/>
               </w:rPr>
             </w:pPr>
-            <w:hyperlink r:id="rId38" w:history="1">
+            <w:hyperlink r:id="rId37" w:history="1">
               <w:r>
                 <w:rPr>
                   <w:rStyle w:val="Hyperlink5"/>
@@ -4895,7 +4854,7 @@
                 <w:color w:val="262626" w:themeColor="text1" w:themeTint="D9"/>
               </w:rPr>
             </w:pPr>
-            <w:hyperlink r:id="rId39" w:history="1">
+            <w:hyperlink r:id="rId38" w:history="1">
               <w:r>
                 <w:rPr>
                   <w:rStyle w:val="Hyperlink5"/>
@@ -5024,7 +4983,7 @@
                 <w:color w:val="262626" w:themeColor="text1" w:themeTint="D9"/>
               </w:rPr>
             </w:pPr>
-            <w:hyperlink r:id="rId40" w:history="1">
+            <w:hyperlink r:id="rId39" w:history="1">
               <w:r>
                 <w:rPr>
                   <w:rStyle w:val="Hyperlink5"/>
@@ -5048,7 +5007,7 @@
                 <w:color w:val="262626" w:themeColor="text1" w:themeTint="D9"/>
               </w:rPr>
             </w:pPr>
-            <w:hyperlink r:id="rId41" w:history="1">
+            <w:hyperlink r:id="rId40" w:history="1">
               <w:r>
                 <w:rPr>
                   <w:rStyle w:val="Hyperlink5"/>
@@ -5072,7 +5031,7 @@
                 <w:color w:val="262626" w:themeColor="text1" w:themeTint="D9"/>
               </w:rPr>
             </w:pPr>
-            <w:hyperlink r:id="rId42" w:history="1">
+            <w:hyperlink r:id="rId41" w:history="1">
               <w:r>
                 <w:rPr>
                   <w:rStyle w:val="Hyperlink5"/>
@@ -5201,7 +5160,7 @@
                 <w:color w:val="262626" w:themeColor="text1" w:themeTint="D9"/>
               </w:rPr>
             </w:pPr>
-            <w:hyperlink r:id="rId43" w:history="1">
+            <w:hyperlink r:id="rId42" w:history="1">
               <w:r>
                 <w:rPr>
                   <w:rStyle w:val="Hyperlink5"/>
@@ -5225,7 +5184,7 @@
                 <w:color w:val="262626" w:themeColor="text1" w:themeTint="D9"/>
               </w:rPr>
             </w:pPr>
-            <w:hyperlink r:id="rId44" w:history="1">
+            <w:hyperlink r:id="rId43" w:history="1">
               <w:r>
                 <w:rPr>
                   <w:rStyle w:val="Hyperlink5"/>
@@ -5354,7 +5313,7 @@
                 <w:color w:val="262626" w:themeColor="text1" w:themeTint="D9"/>
               </w:rPr>
             </w:pPr>
-            <w:hyperlink r:id="rId45" w:history="1">
+            <w:hyperlink r:id="rId44" w:history="1">
               <w:r>
                 <w:rPr>
                   <w:rStyle w:val="Hyperlink5"/>
@@ -5378,7 +5337,7 @@
                 <w:color w:val="262626" w:themeColor="text1" w:themeTint="D9"/>
               </w:rPr>
             </w:pPr>
-            <w:hyperlink r:id="rId46" w:history="1">
+            <w:hyperlink r:id="rId45" w:history="1">
               <w:r>
                 <w:rPr>
                   <w:rStyle w:val="Hyperlink5"/>
@@ -5515,7 +5474,7 @@
               </w:rPr>
               <w:t> </w:t>
             </w:r>
-            <w:hyperlink r:id="rId47" w:history="1">
+            <w:hyperlink r:id="rId46" w:history="1">
               <w:r>
                 <w:rPr>
                   <w:rStyle w:val="Hyperlink5"/>
@@ -5539,7 +5498,7 @@
                 <w:color w:val="262626" w:themeColor="text1" w:themeTint="D9"/>
               </w:rPr>
             </w:pPr>
-            <w:hyperlink r:id="rId48" w:history="1">
+            <w:hyperlink r:id="rId47" w:history="1">
               <w:r>
                 <w:rPr>
                   <w:rStyle w:val="Hyperlink5"/>
@@ -5570,7 +5529,7 @@
               </w:rPr>
               <w:t xml:space="preserve">Optional: </w:t>
             </w:r>
-            <w:hyperlink r:id="rId49" w:history="1">
+            <w:hyperlink r:id="rId48" w:history="1">
               <w:r>
                 <w:rPr>
                   <w:rStyle w:val="Hyperlink6"/>
@@ -5700,7 +5659,7 @@
                 <w:color w:val="262626" w:themeColor="text1" w:themeTint="D9"/>
               </w:rPr>
             </w:pPr>
-            <w:hyperlink r:id="rId50" w:history="1">
+            <w:hyperlink r:id="rId49" w:history="1">
               <w:r>
                 <w:rPr>
                   <w:rStyle w:val="Hyperlink5"/>
@@ -5724,7 +5683,7 @@
                 <w:color w:val="262626" w:themeColor="text1" w:themeTint="D9"/>
               </w:rPr>
             </w:pPr>
-            <w:hyperlink r:id="rId51" w:history="1">
+            <w:hyperlink r:id="rId50" w:history="1">
               <w:r>
                 <w:rPr>
                   <w:rStyle w:val="Hyperlink5"/>
@@ -5755,7 +5714,7 @@
               </w:rPr>
               <w:t xml:space="preserve">Optional: </w:t>
             </w:r>
-            <w:hyperlink r:id="rId52" w:history="1">
+            <w:hyperlink r:id="rId51" w:history="1">
               <w:r>
                 <w:rPr>
                   <w:rStyle w:val="Hyperlink5"/>
@@ -5871,7 +5830,7 @@
         </w:rPr>
         <w:t>and vets all campus-supported digital tools used to support teaching and learning, to help support success through </w:t>
       </w:r>
-      <w:hyperlink r:id="rId53" w:history="1">
+      <w:hyperlink r:id="rId52" w:history="1">
         <w:r>
           <w:rPr>
             <w:rStyle w:val="Hyperlink7"/>
@@ -5893,7 +5852,7 @@
         </w:rPr>
         <w:t>, and to enable proctoring capabilities. View the university’s full </w:t>
       </w:r>
-      <w:hyperlink r:id="rId54" w:history="1">
+      <w:hyperlink r:id="rId53" w:history="1">
         <w:r>
           <w:rPr>
             <w:rStyle w:val="Hyperlink7"/>
@@ -5976,7 +5935,7 @@
         </w:rPr>
         <w:t xml:space="preserve">View </w:t>
       </w:r>
-      <w:hyperlink r:id="rId55" w:history="1">
+      <w:hyperlink r:id="rId54" w:history="1">
         <w:r>
           <w:rPr>
             <w:rStyle w:val="Hyperlink8"/>
@@ -6170,7 +6129,7 @@
         </w:rPr>
         <w:t xml:space="preserve">UW-Madison uses a digital course evaluation survey tool called </w:t>
       </w:r>
-      <w:hyperlink r:id="rId56" w:history="1">
+      <w:hyperlink r:id="rId55" w:history="1">
         <w:r>
           <w:rPr>
             <w:rStyle w:val="Hyperlink0"/>
@@ -6247,7 +6206,7 @@
         </w:rPr>
         <w:t xml:space="preserve">Rules, </w:t>
       </w:r>
-      <w:hyperlink r:id="rId57" w:anchor="rulesrightsandresponsibilitiestext" w:history="1">
+      <w:hyperlink r:id="rId56" w:anchor="rulesrightsandresponsibilitiestext" w:history="1">
         <w:r>
           <w:rPr>
             <w:rStyle w:val="Lien"/>
@@ -6310,7 +6269,7 @@
           <w:szCs w:val="22"/>
         </w:rPr>
       </w:pPr>
-      <w:hyperlink r:id="rId58" w:history="1">
+      <w:hyperlink r:id="rId57" w:history="1">
         <w:r>
           <w:rPr>
             <w:rStyle w:val="Hyperlink0"/>
@@ -6475,7 +6434,7 @@
         </w:rPr>
         <w:t xml:space="preserve">The University of Wisconsin-Madison supports the right of all enrolled students to a full and equal educational opportunity. The Americans with Disabilities Act (ADA), Wisconsin State Statute (36.12), and UW-Madison policy (Faculty Document 1071) require that students with disabilities be reasonably accommodated in instruction and campus life. Reasonable accommodations for students with disabilities is a shared faculty and student responsibility. Students are expected to inform faculty [me] of their need for instructional accommodations by the end of the third week of the semester, or as soon as possible after a disability has been incurred or recognized. Faculty [I], will work either directly with the student [you] or in coordination with the McBurney Center to identify and provide reasonable instructional accommodations. Disability information, including instructional accommodations as part of a student's educational record, is confidential and protected under FERPA. (See: </w:t>
       </w:r>
-      <w:hyperlink r:id="rId59" w:history="1">
+      <w:hyperlink r:id="rId58" w:history="1">
         <w:r>
           <w:rPr>
             <w:rStyle w:val="Hyperlink0"/>
@@ -6517,7 +6476,7 @@
           <w:szCs w:val="22"/>
         </w:rPr>
       </w:pPr>
-      <w:hyperlink r:id="rId60" w:history="1">
+      <w:hyperlink r:id="rId59" w:history="1">
         <w:r>
           <w:rPr>
             <w:rStyle w:val="Lien"/>
@@ -6582,8 +6541,8 @@
       </w:r>
     </w:p>
     <w:sectPr>
-      <w:headerReference w:type="default" r:id="rId61"/>
-      <w:footerReference w:type="default" r:id="rId62"/>
+      <w:headerReference w:type="default" r:id="rId60"/>
+      <w:footerReference w:type="default" r:id="rId61"/>
       <w:pgSz w:w="12240" w:h="15840"/>
       <w:pgMar w:top="720" w:right="720" w:bottom="720" w:left="720" w:header="720" w:footer="720" w:gutter="0"/>
       <w:pgNumType w:start="1"/>
@@ -11356,7 +11315,7 @@
   <w:num w:numId="5" w16cid:durableId="67580153">
     <w:abstractNumId w:val="16"/>
     <w:lvlOverride w:ilvl="0">
-      <w:lvl w:ilvl="0" w:tplc="F3464DDE">
+      <w:lvl w:ilvl="0" w:tplc="EF24B90A">
         <w:start w:val="1"/>
         <w:numFmt w:val="bullet"/>
         <w:lvlText w:val="·"/>
@@ -11388,7 +11347,7 @@
       </w:lvl>
     </w:lvlOverride>
     <w:lvlOverride w:ilvl="1">
-      <w:lvl w:ilvl="1" w:tplc="938A77C8">
+      <w:lvl w:ilvl="1" w:tplc="427E570E">
         <w:start w:val="1"/>
         <w:numFmt w:val="bullet"/>
         <w:lvlText w:val="o"/>
@@ -11420,7 +11379,7 @@
       </w:lvl>
     </w:lvlOverride>
     <w:lvlOverride w:ilvl="2">
-      <w:lvl w:ilvl="2" w:tplc="92DC6CCC">
+      <w:lvl w:ilvl="2" w:tplc="4656BF10">
         <w:start w:val="1"/>
         <w:numFmt w:val="bullet"/>
         <w:lvlText w:val="▪"/>
@@ -11452,7 +11411,7 @@
       </w:lvl>
     </w:lvlOverride>
     <w:lvlOverride w:ilvl="3">
-      <w:lvl w:ilvl="3" w:tplc="3B022436">
+      <w:lvl w:ilvl="3" w:tplc="5E64BB80">
         <w:start w:val="1"/>
         <w:numFmt w:val="bullet"/>
         <w:lvlText w:val="·"/>
@@ -11484,7 +11443,7 @@
       </w:lvl>
     </w:lvlOverride>
     <w:lvlOverride w:ilvl="4">
-      <w:lvl w:ilvl="4" w:tplc="A2CABB88">
+      <w:lvl w:ilvl="4" w:tplc="8CC872B2">
         <w:start w:val="1"/>
         <w:numFmt w:val="bullet"/>
         <w:lvlText w:val="o"/>
@@ -11516,7 +11475,7 @@
       </w:lvl>
     </w:lvlOverride>
     <w:lvlOverride w:ilvl="5">
-      <w:lvl w:ilvl="5" w:tplc="C0366CC2">
+      <w:lvl w:ilvl="5" w:tplc="A9F811DE">
         <w:start w:val="1"/>
         <w:numFmt w:val="bullet"/>
         <w:lvlText w:val="▪"/>
@@ -11548,7 +11507,7 @@
       </w:lvl>
     </w:lvlOverride>
     <w:lvlOverride w:ilvl="6">
-      <w:lvl w:ilvl="6" w:tplc="E6445916">
+      <w:lvl w:ilvl="6" w:tplc="F586D76A">
         <w:start w:val="1"/>
         <w:numFmt w:val="bullet"/>
         <w:lvlText w:val="·"/>
@@ -11580,7 +11539,7 @@
       </w:lvl>
     </w:lvlOverride>
     <w:lvlOverride w:ilvl="7">
-      <w:lvl w:ilvl="7" w:tplc="37DEBD78">
+      <w:lvl w:ilvl="7" w:tplc="8EC49C58">
         <w:start w:val="1"/>
         <w:numFmt w:val="bullet"/>
         <w:lvlText w:val="o"/>
@@ -11612,7 +11571,7 @@
       </w:lvl>
     </w:lvlOverride>
     <w:lvlOverride w:ilvl="8">
-      <w:lvl w:ilvl="8" w:tplc="5518CA78">
+      <w:lvl w:ilvl="8" w:tplc="4476E9BE">
         <w:start w:val="1"/>
         <w:numFmt w:val="bullet"/>
         <w:lvlText w:val="▪"/>
@@ -11647,7 +11606,7 @@
   <w:num w:numId="6" w16cid:durableId="100150215">
     <w:abstractNumId w:val="16"/>
     <w:lvlOverride w:ilvl="0">
-      <w:lvl w:ilvl="0" w:tplc="F3464DDE">
+      <w:lvl w:ilvl="0" w:tplc="EF24B90A">
         <w:start w:val="1"/>
         <w:numFmt w:val="bullet"/>
         <w:lvlText w:val="·"/>
@@ -11679,7 +11638,7 @@
       </w:lvl>
     </w:lvlOverride>
     <w:lvlOverride w:ilvl="1">
-      <w:lvl w:ilvl="1" w:tplc="938A77C8">
+      <w:lvl w:ilvl="1" w:tplc="427E570E">
         <w:start w:val="1"/>
         <w:numFmt w:val="bullet"/>
         <w:lvlText w:val="o"/>
@@ -11711,7 +11670,7 @@
       </w:lvl>
     </w:lvlOverride>
     <w:lvlOverride w:ilvl="2">
-      <w:lvl w:ilvl="2" w:tplc="92DC6CCC">
+      <w:lvl w:ilvl="2" w:tplc="4656BF10">
         <w:start w:val="1"/>
         <w:numFmt w:val="bullet"/>
         <w:lvlText w:val="▪"/>
@@ -11743,7 +11702,7 @@
       </w:lvl>
     </w:lvlOverride>
     <w:lvlOverride w:ilvl="3">
-      <w:lvl w:ilvl="3" w:tplc="3B022436">
+      <w:lvl w:ilvl="3" w:tplc="5E64BB80">
         <w:start w:val="1"/>
         <w:numFmt w:val="bullet"/>
         <w:lvlText w:val="·"/>
@@ -11775,7 +11734,7 @@
       </w:lvl>
     </w:lvlOverride>
     <w:lvlOverride w:ilvl="4">
-      <w:lvl w:ilvl="4" w:tplc="A2CABB88">
+      <w:lvl w:ilvl="4" w:tplc="8CC872B2">
         <w:start w:val="1"/>
         <w:numFmt w:val="bullet"/>
         <w:lvlText w:val="o"/>
@@ -11807,7 +11766,7 @@
       </w:lvl>
     </w:lvlOverride>
     <w:lvlOverride w:ilvl="5">
-      <w:lvl w:ilvl="5" w:tplc="C0366CC2">
+      <w:lvl w:ilvl="5" w:tplc="A9F811DE">
         <w:start w:val="1"/>
         <w:numFmt w:val="bullet"/>
         <w:lvlText w:val="▪"/>
@@ -11839,7 +11798,7 @@
       </w:lvl>
     </w:lvlOverride>
     <w:lvlOverride w:ilvl="6">
-      <w:lvl w:ilvl="6" w:tplc="E6445916">
+      <w:lvl w:ilvl="6" w:tplc="F586D76A">
         <w:start w:val="1"/>
         <w:numFmt w:val="bullet"/>
         <w:lvlText w:val="·"/>
@@ -11871,7 +11830,7 @@
       </w:lvl>
     </w:lvlOverride>
     <w:lvlOverride w:ilvl="7">
-      <w:lvl w:ilvl="7" w:tplc="37DEBD78">
+      <w:lvl w:ilvl="7" w:tplc="8EC49C58">
         <w:start w:val="1"/>
         <w:numFmt w:val="bullet"/>
         <w:lvlText w:val="o"/>
@@ -11903,7 +11862,7 @@
       </w:lvl>
     </w:lvlOverride>
     <w:lvlOverride w:ilvl="8">
-      <w:lvl w:ilvl="8" w:tplc="5518CA78">
+      <w:lvl w:ilvl="8" w:tplc="4476E9BE">
         <w:start w:val="1"/>
         <w:numFmt w:val="bullet"/>
         <w:lvlText w:val="▪"/>

--- a/logistics/syllabus.docx
+++ b/logistics/syllabus.docx
@@ -11315,7 +11315,7 @@
   <w:num w:numId="5" w16cid:durableId="67580153">
     <w:abstractNumId w:val="16"/>
     <w:lvlOverride w:ilvl="0">
-      <w:lvl w:ilvl="0" w:tplc="EF24B90A">
+      <w:lvl w:ilvl="0" w:tplc="74D47C9E">
         <w:start w:val="1"/>
         <w:numFmt w:val="bullet"/>
         <w:lvlText w:val="·"/>
@@ -11347,7 +11347,7 @@
       </w:lvl>
     </w:lvlOverride>
     <w:lvlOverride w:ilvl="1">
-      <w:lvl w:ilvl="1" w:tplc="427E570E">
+      <w:lvl w:ilvl="1" w:tplc="5C164AC8">
         <w:start w:val="1"/>
         <w:numFmt w:val="bullet"/>
         <w:lvlText w:val="o"/>
@@ -11379,7 +11379,7 @@
       </w:lvl>
     </w:lvlOverride>
     <w:lvlOverride w:ilvl="2">
-      <w:lvl w:ilvl="2" w:tplc="4656BF10">
+      <w:lvl w:ilvl="2" w:tplc="274E2FE8">
         <w:start w:val="1"/>
         <w:numFmt w:val="bullet"/>
         <w:lvlText w:val="▪"/>
@@ -11411,7 +11411,7 @@
       </w:lvl>
     </w:lvlOverride>
     <w:lvlOverride w:ilvl="3">
-      <w:lvl w:ilvl="3" w:tplc="5E64BB80">
+      <w:lvl w:ilvl="3" w:tplc="4D0C4BEE">
         <w:start w:val="1"/>
         <w:numFmt w:val="bullet"/>
         <w:lvlText w:val="·"/>
@@ -11443,7 +11443,7 @@
       </w:lvl>
     </w:lvlOverride>
     <w:lvlOverride w:ilvl="4">
-      <w:lvl w:ilvl="4" w:tplc="8CC872B2">
+      <w:lvl w:ilvl="4" w:tplc="4920CDC4">
         <w:start w:val="1"/>
         <w:numFmt w:val="bullet"/>
         <w:lvlText w:val="o"/>
@@ -11475,7 +11475,7 @@
       </w:lvl>
     </w:lvlOverride>
     <w:lvlOverride w:ilvl="5">
-      <w:lvl w:ilvl="5" w:tplc="A9F811DE">
+      <w:lvl w:ilvl="5" w:tplc="75769174">
         <w:start w:val="1"/>
         <w:numFmt w:val="bullet"/>
         <w:lvlText w:val="▪"/>
@@ -11507,7 +11507,7 @@
       </w:lvl>
     </w:lvlOverride>
     <w:lvlOverride w:ilvl="6">
-      <w:lvl w:ilvl="6" w:tplc="F586D76A">
+      <w:lvl w:ilvl="6" w:tplc="8F74026A">
         <w:start w:val="1"/>
         <w:numFmt w:val="bullet"/>
         <w:lvlText w:val="·"/>
@@ -11539,7 +11539,7 @@
       </w:lvl>
     </w:lvlOverride>
     <w:lvlOverride w:ilvl="7">
-      <w:lvl w:ilvl="7" w:tplc="8EC49C58">
+      <w:lvl w:ilvl="7" w:tplc="121860A8">
         <w:start w:val="1"/>
         <w:numFmt w:val="bullet"/>
         <w:lvlText w:val="o"/>
@@ -11571,7 +11571,7 @@
       </w:lvl>
     </w:lvlOverride>
     <w:lvlOverride w:ilvl="8">
-      <w:lvl w:ilvl="8" w:tplc="4476E9BE">
+      <w:lvl w:ilvl="8" w:tplc="8626E0D8">
         <w:start w:val="1"/>
         <w:numFmt w:val="bullet"/>
         <w:lvlText w:val="▪"/>
@@ -11606,7 +11606,7 @@
   <w:num w:numId="6" w16cid:durableId="100150215">
     <w:abstractNumId w:val="16"/>
     <w:lvlOverride w:ilvl="0">
-      <w:lvl w:ilvl="0" w:tplc="EF24B90A">
+      <w:lvl w:ilvl="0" w:tplc="74D47C9E">
         <w:start w:val="1"/>
         <w:numFmt w:val="bullet"/>
         <w:lvlText w:val="·"/>
@@ -11638,7 +11638,7 @@
       </w:lvl>
     </w:lvlOverride>
     <w:lvlOverride w:ilvl="1">
-      <w:lvl w:ilvl="1" w:tplc="427E570E">
+      <w:lvl w:ilvl="1" w:tplc="5C164AC8">
         <w:start w:val="1"/>
         <w:numFmt w:val="bullet"/>
         <w:lvlText w:val="o"/>
@@ -11670,7 +11670,7 @@
       </w:lvl>
     </w:lvlOverride>
     <w:lvlOverride w:ilvl="2">
-      <w:lvl w:ilvl="2" w:tplc="4656BF10">
+      <w:lvl w:ilvl="2" w:tplc="274E2FE8">
         <w:start w:val="1"/>
         <w:numFmt w:val="bullet"/>
         <w:lvlText w:val="▪"/>
@@ -11702,7 +11702,7 @@
       </w:lvl>
     </w:lvlOverride>
     <w:lvlOverride w:ilvl="3">
-      <w:lvl w:ilvl="3" w:tplc="5E64BB80">
+      <w:lvl w:ilvl="3" w:tplc="4D0C4BEE">
         <w:start w:val="1"/>
         <w:numFmt w:val="bullet"/>
         <w:lvlText w:val="·"/>
@@ -11734,7 +11734,7 @@
       </w:lvl>
     </w:lvlOverride>
     <w:lvlOverride w:ilvl="4">
-      <w:lvl w:ilvl="4" w:tplc="8CC872B2">
+      <w:lvl w:ilvl="4" w:tplc="4920CDC4">
         <w:start w:val="1"/>
         <w:numFmt w:val="bullet"/>
         <w:lvlText w:val="o"/>
@@ -11766,7 +11766,7 @@
       </w:lvl>
     </w:lvlOverride>
     <w:lvlOverride w:ilvl="5">
-      <w:lvl w:ilvl="5" w:tplc="A9F811DE">
+      <w:lvl w:ilvl="5" w:tplc="75769174">
         <w:start w:val="1"/>
         <w:numFmt w:val="bullet"/>
         <w:lvlText w:val="▪"/>
@@ -11798,7 +11798,7 @@
       </w:lvl>
     </w:lvlOverride>
     <w:lvlOverride w:ilvl="6">
-      <w:lvl w:ilvl="6" w:tplc="F586D76A">
+      <w:lvl w:ilvl="6" w:tplc="8F74026A">
         <w:start w:val="1"/>
         <w:numFmt w:val="bullet"/>
         <w:lvlText w:val="·"/>
@@ -11830,7 +11830,7 @@
       </w:lvl>
     </w:lvlOverride>
     <w:lvlOverride w:ilvl="7">
-      <w:lvl w:ilvl="7" w:tplc="8EC49C58">
+      <w:lvl w:ilvl="7" w:tplc="121860A8">
         <w:start w:val="1"/>
         <w:numFmt w:val="bullet"/>
         <w:lvlText w:val="o"/>
@@ -11862,7 +11862,7 @@
       </w:lvl>
     </w:lvlOverride>
     <w:lvlOverride w:ilvl="8">
-      <w:lvl w:ilvl="8" w:tplc="4476E9BE">
+      <w:lvl w:ilvl="8" w:tplc="8626E0D8">
         <w:start w:val="1"/>
         <w:numFmt w:val="bullet"/>
         <w:lvlText w:val="▪"/>

--- a/logistics/syllabus.docx
+++ b/logistics/syllabus.docx
@@ -598,7 +598,27 @@
           <w:sz w:val="22"/>
           <w:szCs w:val="22"/>
         </w:rPr>
-        <w:t>594 Van Hise Hall</w:t>
+        <w:t xml:space="preserve">594 Van </w:t>
+      </w:r>
+      <w:proofErr w:type="spellStart"/>
+      <w:r>
+        <w:rPr>
+          <w:rFonts w:ascii="Arial" w:hAnsi="Arial" w:cs="Arial"/>
+          <w:color w:val="262626" w:themeColor="text1" w:themeTint="D9"/>
+          <w:sz w:val="22"/>
+          <w:szCs w:val="22"/>
+        </w:rPr>
+        <w:t>Hise</w:t>
+      </w:r>
+      <w:proofErr w:type="spellEnd"/>
+      <w:r>
+        <w:rPr>
+          <w:rFonts w:ascii="Arial" w:hAnsi="Arial" w:cs="Arial"/>
+          <w:color w:val="262626" w:themeColor="text1" w:themeTint="D9"/>
+          <w:sz w:val="22"/>
+          <w:szCs w:val="22"/>
+        </w:rPr>
+        <w:t xml:space="preserve"> Hall</w:t>
       </w:r>
     </w:p>
     <w:p>
@@ -1024,15 +1044,17 @@
         <w:rPr>
           <w:rStyle w:val="Aucun"/>
           <w:rFonts w:ascii="Arial" w:hAnsi="Arial" w:cs="Arial"/>
-          <w:color w:val="262626" w:themeColor="text1" w:themeTint="D9"/>
-          <w:sz w:val="22"/>
-          <w:szCs w:val="22"/>
-        </w:rPr>
-      </w:pPr>
-      <w:r>
-        <w:rPr>
-          <w:rStyle w:val="Aucun"/>
-          <w:rFonts w:ascii="Arial" w:hAnsi="Arial" w:cs="Arial"/>
+          <w:strike/>
+          <w:color w:val="262626" w:themeColor="text1" w:themeTint="D9"/>
+          <w:sz w:val="22"/>
+          <w:szCs w:val="22"/>
+        </w:rPr>
+      </w:pPr>
+      <w:r>
+        <w:rPr>
+          <w:rStyle w:val="Aucun"/>
+          <w:rFonts w:ascii="Arial" w:hAnsi="Arial" w:cs="Arial"/>
+          <w:strike/>
           <w:color w:val="262626" w:themeColor="text1" w:themeTint="D9"/>
           <w:sz w:val="22"/>
           <w:szCs w:val="22"/>
@@ -1044,6 +1066,7 @@
           <w:rPr>
             <w:rStyle w:val="Hyperlink"/>
             <w:rFonts w:ascii="Arial" w:hAnsi="Arial" w:cs="Arial"/>
+            <w:strike/>
             <w:sz w:val="22"/>
             <w:szCs w:val="22"/>
           </w:rPr>
@@ -1054,11 +1077,34 @@
         <w:rPr>
           <w:rStyle w:val="Aucun"/>
           <w:rFonts w:ascii="Arial" w:hAnsi="Arial" w:cs="Arial"/>
+          <w:strike/>
           <w:color w:val="262626" w:themeColor="text1" w:themeTint="D9"/>
           <w:sz w:val="22"/>
           <w:szCs w:val="22"/>
         </w:rPr>
         <w:t>.</w:t>
+      </w:r>
+    </w:p>
+    <w:p>
+      <w:pPr>
+        <w:pStyle w:val="Corps"/>
+        <w:rPr>
+          <w:rStyle w:val="Aucun"/>
+          <w:rFonts w:ascii="Arial" w:hAnsi="Arial" w:cs="Arial"/>
+          <w:color w:val="262626" w:themeColor="text1" w:themeTint="D9"/>
+          <w:sz w:val="22"/>
+          <w:szCs w:val="22"/>
+        </w:rPr>
+      </w:pPr>
+      <w:r>
+        <w:rPr>
+          <w:rStyle w:val="Aucun"/>
+          <w:rFonts w:ascii="Arial" w:hAnsi="Arial" w:cs="Arial"/>
+          <w:color w:val="262626" w:themeColor="text1" w:themeTint="D9"/>
+          <w:sz w:val="22"/>
+          <w:szCs w:val="22"/>
+        </w:rPr>
+        <w:t>Tuesdays 3:45 – 5:00pm</w:t>
       </w:r>
     </w:p>
     <w:p>
@@ -1292,9 +1338,41 @@
           <w:szCs w:val="22"/>
         </w:rPr>
       </w:pPr>
+      <w:r>
+        <w:rPr>
+          <w:rStyle w:val="Aucun"/>
+          <w:rFonts w:ascii="Arial" w:hAnsi="Arial" w:cs="Arial"/>
+          <w:color w:val="262626" w:themeColor="text1" w:themeTint="D9"/>
+          <w:sz w:val="22"/>
+          <w:szCs w:val="22"/>
+        </w:rPr>
+        <w:t>Friday 2 – 3pm</w:t>
+      </w:r>
     </w:p>
     <w:p>
       <w:pPr>
+        <w:pStyle w:val="Corps"/>
+        <w:rPr>
+          <w:rStyle w:val="Aucun"/>
+          <w:rFonts w:ascii="Arial" w:hAnsi="Arial" w:cs="Arial"/>
+          <w:color w:val="262626" w:themeColor="text1" w:themeTint="D9"/>
+          <w:sz w:val="22"/>
+          <w:szCs w:val="22"/>
+        </w:rPr>
+      </w:pPr>
+      <w:r>
+        <w:rPr>
+          <w:rStyle w:val="Aucun"/>
+          <w:rFonts w:ascii="Arial" w:hAnsi="Arial" w:cs="Arial"/>
+          <w:color w:val="262626" w:themeColor="text1" w:themeTint="D9"/>
+          <w:sz w:val="22"/>
+          <w:szCs w:val="22"/>
+        </w:rPr>
+        <w:t>Medical Sciences Center 1274</w:t>
+      </w:r>
+    </w:p>
+    <w:p>
+      <w:pPr>
         <w:pStyle w:val="Titre2"/>
         <w:rPr>
           <w:rFonts w:ascii="Arial" w:hAnsi="Arial" w:cs="Arial"/>
@@ -1311,6 +1389,7 @@
           <w:sz w:val="22"/>
           <w:szCs w:val="22"/>
         </w:rPr>
+        <w:lastRenderedPageBreak/>
         <w:t>Course Learning Outcomes</w:t>
       </w:r>
     </w:p>
@@ -1347,8 +1426,21 @@
         <w:rPr>
           <w:color w:val="262626" w:themeColor="text1" w:themeTint="D9"/>
         </w:rPr>
-        <w:lastRenderedPageBreak/>
-        <w:t>Design dynamic queries that support interactive visualization of heterogeneous data, and demonstrate facility implementing them using the shiny package in the R programming language.</w:t>
+        <w:t xml:space="preserve">Design dynamic queries that support interactive visualization of heterogeneous </w:t>
+      </w:r>
+      <w:proofErr w:type="gramStart"/>
+      <w:r>
+        <w:rPr>
+          <w:color w:val="262626" w:themeColor="text1" w:themeTint="D9"/>
+        </w:rPr>
+        <w:t>data, and</w:t>
+      </w:r>
+      <w:proofErr w:type="gramEnd"/>
+      <w:r>
+        <w:rPr>
+          <w:color w:val="262626" w:themeColor="text1" w:themeTint="D9"/>
+        </w:rPr>
+        <w:t xml:space="preserve"> demonstrate facility implementing them using the shiny package in the R programming language.</w:t>
       </w:r>
     </w:p>
     <w:p>
@@ -2035,6 +2127,7 @@
           <w:sz w:val="22"/>
           <w:szCs w:val="22"/>
         </w:rPr>
+        <w:lastRenderedPageBreak/>
         <w:t xml:space="preserve">Campus provides students with </w:t>
       </w:r>
       <w:hyperlink r:id="rId19" w:history="1">
@@ -2153,7 +2246,6 @@
           <w:rStyle w:val="PageNumber"/>
           <w:color w:val="262626" w:themeColor="text1" w:themeTint="D9"/>
         </w:rPr>
-        <w:lastRenderedPageBreak/>
         <w:t xml:space="preserve">This class follows a partially flipped format. Practice problems will be introduced during class and time will be set aside for you to </w:t>
       </w:r>
       <w:r>
@@ -2191,6 +2283,7 @@
         </w:rPr>
         <w:t xml:space="preserve"> </w:t>
       </w:r>
+      <w:proofErr w:type="spellStart"/>
       <w:r>
         <w:rPr>
           <w:rStyle w:val="PageNumber"/>
@@ -2205,6 +2298,7 @@
         </w:rPr>
         <w:t>radescope</w:t>
       </w:r>
+      <w:proofErr w:type="spellEnd"/>
       <w:r>
         <w:rPr>
           <w:rStyle w:val="PageNumber"/>
@@ -2847,6 +2941,7 @@
         </w:rPr>
         <w:t xml:space="preserve"> must be submitted on </w:t>
       </w:r>
+      <w:proofErr w:type="spellStart"/>
       <w:r>
         <w:rPr>
           <w:rStyle w:val="PageNumber"/>
@@ -2854,6 +2949,7 @@
         </w:rPr>
         <w:t>Gradescope</w:t>
       </w:r>
+      <w:proofErr w:type="spellEnd"/>
       <w:r>
         <w:rPr>
           <w:rStyle w:val="PageNumber"/>
@@ -3679,6 +3775,7 @@
                 <w:sz w:val="22"/>
                 <w:szCs w:val="22"/>
               </w:rPr>
+              <w:lastRenderedPageBreak/>
               <w:t>2</w:t>
             </w:r>
           </w:p>
@@ -3831,7 +3928,6 @@
                   <w14:bevel/>
                 </w14:textOutline>
               </w:rPr>
-              <w:lastRenderedPageBreak/>
               <w:t>3</w:t>
             </w:r>
           </w:p>
@@ -5016,7 +5112,29 @@
                   <w:sz w:val="22"/>
                   <w:szCs w:val="22"/>
                 </w:rPr>
-                <w:t>PCA and UMAP with tidymodels and #TidyTuesday cocktail recipes</w:t>
+                <w:t xml:space="preserve">PCA and UMAP with </w:t>
+              </w:r>
+              <w:proofErr w:type="spellStart"/>
+              <w:r>
+                <w:rPr>
+                  <w:rStyle w:val="Hyperlink5"/>
+                  <w:rFonts w:ascii="Arial" w:hAnsi="Arial" w:cs="Arial"/>
+                  <w:color w:val="262626" w:themeColor="text1" w:themeTint="D9"/>
+                  <w:sz w:val="22"/>
+                  <w:szCs w:val="22"/>
+                </w:rPr>
+                <w:t>tidymodels</w:t>
+              </w:r>
+              <w:proofErr w:type="spellEnd"/>
+              <w:r>
+                <w:rPr>
+                  <w:rStyle w:val="Hyperlink5"/>
+                  <w:rFonts w:ascii="Arial" w:hAnsi="Arial" w:cs="Arial"/>
+                  <w:color w:val="262626" w:themeColor="text1" w:themeTint="D9"/>
+                  <w:sz w:val="22"/>
+                  <w:szCs w:val="22"/>
+                </w:rPr>
+                <w:t xml:space="preserve"> and #TidyTuesday cocktail recipes</w:t>
               </w:r>
             </w:hyperlink>
           </w:p>
@@ -5393,6 +5511,7 @@
                 <w:sz w:val="22"/>
                 <w:szCs w:val="22"/>
               </w:rPr>
+              <w:lastRenderedPageBreak/>
               <w:t>13</w:t>
             </w:r>
           </w:p>
@@ -5585,7 +5704,6 @@
                 <w:sz w:val="22"/>
                 <w:szCs w:val="22"/>
               </w:rPr>
-              <w:lastRenderedPageBreak/>
               <w:t>14</w:t>
             </w:r>
           </w:p>
@@ -6309,7 +6427,18 @@
           <w:sz w:val="22"/>
           <w:szCs w:val="22"/>
         </w:rPr>
-        <w:t xml:space="preserve">The University of Wisconsin-Madison fulfills its public mission by creating a welcoming and inclusive community for people from every background – people who as students, faculty, and staff serve Wisconsin and the world. </w:t>
+        <w:t xml:space="preserve">The University of Wisconsin-Madison fulfills its </w:t>
+      </w:r>
+      <w:r>
+        <w:rPr>
+          <w:rStyle w:val="Aucun"/>
+          <w:rFonts w:ascii="Arial" w:hAnsi="Arial" w:cs="Arial"/>
+          <w:color w:val="262626" w:themeColor="text1" w:themeTint="D9"/>
+          <w:sz w:val="22"/>
+          <w:szCs w:val="22"/>
+        </w:rPr>
+        <w:lastRenderedPageBreak/>
+        <w:t xml:space="preserve">public mission by creating a welcoming and inclusive community for people from every background – people who as students, faculty, and staff serve Wisconsin and the world. </w:t>
       </w:r>
     </w:p>
     <w:p>
@@ -6366,18 +6495,7 @@
           <w:sz w:val="22"/>
           <w:szCs w:val="22"/>
         </w:rPr>
-        <w:t xml:space="preserve">By virtue of enrollment, each student agrees to uphold the high academic standards of the University of Wisconsin-Madison; academic misconduct is behavior that negatively impacts the integrity of the institution. </w:t>
-      </w:r>
-      <w:r>
-        <w:rPr>
-          <w:rStyle w:val="Aucun"/>
-          <w:rFonts w:ascii="Arial" w:hAnsi="Arial" w:cs="Arial"/>
-          <w:color w:val="262626" w:themeColor="text1" w:themeTint="D9"/>
-          <w:sz w:val="22"/>
-          <w:szCs w:val="22"/>
-        </w:rPr>
-        <w:lastRenderedPageBreak/>
-        <w:t>Cheating, fabrication, plagiarism, unauthorized collaboration, and helping others commit these previously listed acts are examples of misconduct which may result in disciplinary action. Examples of disciplinary action include, but is not limited to, failure on the assignment/course, written reprimand, disciplinary probation, suspension, or expulsion.</w:t>
+        <w:t>By virtue of enrollment, each student agrees to uphold the high academic standards of the University of Wisconsin-Madison; academic misconduct is behavior that negatively impacts the integrity of the institution. Cheating, fabrication, plagiarism, unauthorized collaboration, and helping others commit these previously listed acts are examples of misconduct which may result in disciplinary action. Examples of disciplinary action include, but is not limited to, failure on the assignment/course, written reprimand, disciplinary probation, suspension, or expulsion.</w:t>
       </w:r>
     </w:p>
     <w:p>
@@ -11315,7 +11433,7 @@
   <w:num w:numId="5" w16cid:durableId="67580153">
     <w:abstractNumId w:val="16"/>
     <w:lvlOverride w:ilvl="0">
-      <w:lvl w:ilvl="0" w:tplc="74D47C9E">
+      <w:lvl w:ilvl="0" w:tplc="B5B8DA5C">
         <w:start w:val="1"/>
         <w:numFmt w:val="bullet"/>
         <w:lvlText w:val="·"/>
@@ -11347,7 +11465,7 @@
       </w:lvl>
     </w:lvlOverride>
     <w:lvlOverride w:ilvl="1">
-      <w:lvl w:ilvl="1" w:tplc="5C164AC8">
+      <w:lvl w:ilvl="1" w:tplc="98D83594">
         <w:start w:val="1"/>
         <w:numFmt w:val="bullet"/>
         <w:lvlText w:val="o"/>
@@ -11379,7 +11497,7 @@
       </w:lvl>
     </w:lvlOverride>
     <w:lvlOverride w:ilvl="2">
-      <w:lvl w:ilvl="2" w:tplc="274E2FE8">
+      <w:lvl w:ilvl="2" w:tplc="BEC2BC12">
         <w:start w:val="1"/>
         <w:numFmt w:val="bullet"/>
         <w:lvlText w:val="▪"/>
@@ -11411,7 +11529,7 @@
       </w:lvl>
     </w:lvlOverride>
     <w:lvlOverride w:ilvl="3">
-      <w:lvl w:ilvl="3" w:tplc="4D0C4BEE">
+      <w:lvl w:ilvl="3" w:tplc="9A621138">
         <w:start w:val="1"/>
         <w:numFmt w:val="bullet"/>
         <w:lvlText w:val="·"/>
@@ -11443,7 +11561,7 @@
       </w:lvl>
     </w:lvlOverride>
     <w:lvlOverride w:ilvl="4">
-      <w:lvl w:ilvl="4" w:tplc="4920CDC4">
+      <w:lvl w:ilvl="4" w:tplc="F22AFB24">
         <w:start w:val="1"/>
         <w:numFmt w:val="bullet"/>
         <w:lvlText w:val="o"/>
@@ -11475,7 +11593,7 @@
       </w:lvl>
     </w:lvlOverride>
     <w:lvlOverride w:ilvl="5">
-      <w:lvl w:ilvl="5" w:tplc="75769174">
+      <w:lvl w:ilvl="5" w:tplc="2AEAD376">
         <w:start w:val="1"/>
         <w:numFmt w:val="bullet"/>
         <w:lvlText w:val="▪"/>
@@ -11507,7 +11625,7 @@
       </w:lvl>
     </w:lvlOverride>
     <w:lvlOverride w:ilvl="6">
-      <w:lvl w:ilvl="6" w:tplc="8F74026A">
+      <w:lvl w:ilvl="6" w:tplc="D2466F5C">
         <w:start w:val="1"/>
         <w:numFmt w:val="bullet"/>
         <w:lvlText w:val="·"/>
@@ -11539,7 +11657,7 @@
       </w:lvl>
     </w:lvlOverride>
     <w:lvlOverride w:ilvl="7">
-      <w:lvl w:ilvl="7" w:tplc="121860A8">
+      <w:lvl w:ilvl="7" w:tplc="AE38340C">
         <w:start w:val="1"/>
         <w:numFmt w:val="bullet"/>
         <w:lvlText w:val="o"/>
@@ -11571,7 +11689,7 @@
       </w:lvl>
     </w:lvlOverride>
     <w:lvlOverride w:ilvl="8">
-      <w:lvl w:ilvl="8" w:tplc="8626E0D8">
+      <w:lvl w:ilvl="8" w:tplc="0C125BD8">
         <w:start w:val="1"/>
         <w:numFmt w:val="bullet"/>
         <w:lvlText w:val="▪"/>
@@ -11606,7 +11724,7 @@
   <w:num w:numId="6" w16cid:durableId="100150215">
     <w:abstractNumId w:val="16"/>
     <w:lvlOverride w:ilvl="0">
-      <w:lvl w:ilvl="0" w:tplc="74D47C9E">
+      <w:lvl w:ilvl="0" w:tplc="B5B8DA5C">
         <w:start w:val="1"/>
         <w:numFmt w:val="bullet"/>
         <w:lvlText w:val="·"/>
@@ -11638,7 +11756,7 @@
       </w:lvl>
     </w:lvlOverride>
     <w:lvlOverride w:ilvl="1">
-      <w:lvl w:ilvl="1" w:tplc="5C164AC8">
+      <w:lvl w:ilvl="1" w:tplc="98D83594">
         <w:start w:val="1"/>
         <w:numFmt w:val="bullet"/>
         <w:lvlText w:val="o"/>
@@ -11670,7 +11788,7 @@
       </w:lvl>
     </w:lvlOverride>
     <w:lvlOverride w:ilvl="2">
-      <w:lvl w:ilvl="2" w:tplc="274E2FE8">
+      <w:lvl w:ilvl="2" w:tplc="BEC2BC12">
         <w:start w:val="1"/>
         <w:numFmt w:val="bullet"/>
         <w:lvlText w:val="▪"/>
@@ -11702,7 +11820,7 @@
       </w:lvl>
     </w:lvlOverride>
     <w:lvlOverride w:ilvl="3">
-      <w:lvl w:ilvl="3" w:tplc="4D0C4BEE">
+      <w:lvl w:ilvl="3" w:tplc="9A621138">
         <w:start w:val="1"/>
         <w:numFmt w:val="bullet"/>
         <w:lvlText w:val="·"/>
@@ -11734,7 +11852,7 @@
       </w:lvl>
     </w:lvlOverride>
     <w:lvlOverride w:ilvl="4">
-      <w:lvl w:ilvl="4" w:tplc="4920CDC4">
+      <w:lvl w:ilvl="4" w:tplc="F22AFB24">
         <w:start w:val="1"/>
         <w:numFmt w:val="bullet"/>
         <w:lvlText w:val="o"/>
@@ -11766,7 +11884,7 @@
       </w:lvl>
     </w:lvlOverride>
     <w:lvlOverride w:ilvl="5">
-      <w:lvl w:ilvl="5" w:tplc="75769174">
+      <w:lvl w:ilvl="5" w:tplc="2AEAD376">
         <w:start w:val="1"/>
         <w:numFmt w:val="bullet"/>
         <w:lvlText w:val="▪"/>
@@ -11798,7 +11916,7 @@
       </w:lvl>
     </w:lvlOverride>
     <w:lvlOverride w:ilvl="6">
-      <w:lvl w:ilvl="6" w:tplc="8F74026A">
+      <w:lvl w:ilvl="6" w:tplc="D2466F5C">
         <w:start w:val="1"/>
         <w:numFmt w:val="bullet"/>
         <w:lvlText w:val="·"/>
@@ -11830,7 +11948,7 @@
       </w:lvl>
     </w:lvlOverride>
     <w:lvlOverride w:ilvl="7">
-      <w:lvl w:ilvl="7" w:tplc="121860A8">
+      <w:lvl w:ilvl="7" w:tplc="AE38340C">
         <w:start w:val="1"/>
         <w:numFmt w:val="bullet"/>
         <w:lvlText w:val="o"/>
@@ -11862,7 +11980,7 @@
       </w:lvl>
     </w:lvlOverride>
     <w:lvlOverride w:ilvl="8">
-      <w:lvl w:ilvl="8" w:tplc="8626E0D8">
+      <w:lvl w:ilvl="8" w:tplc="0C125BD8">
         <w:start w:val="1"/>
         <w:numFmt w:val="bullet"/>
         <w:lvlText w:val="▪"/>

--- a/logistics/syllabus.docx
+++ b/logistics/syllabus.docx
@@ -1346,7 +1346,27 @@
           <w:sz w:val="22"/>
           <w:szCs w:val="22"/>
         </w:rPr>
-        <w:t>Friday 2 – 3pm</w:t>
+        <w:t>Friday</w:t>
+      </w:r>
+      <w:r>
+        <w:rPr>
+          <w:rStyle w:val="Aucun"/>
+          <w:rFonts w:ascii="Arial" w:hAnsi="Arial" w:cs="Arial"/>
+          <w:color w:val="262626" w:themeColor="text1" w:themeTint="D9"/>
+          <w:sz w:val="22"/>
+          <w:szCs w:val="22"/>
+        </w:rPr>
+        <w:t>s</w:t>
+      </w:r>
+      <w:r>
+        <w:rPr>
+          <w:rStyle w:val="Aucun"/>
+          <w:rFonts w:ascii="Arial" w:hAnsi="Arial" w:cs="Arial"/>
+          <w:color w:val="262626" w:themeColor="text1" w:themeTint="D9"/>
+          <w:sz w:val="22"/>
+          <w:szCs w:val="22"/>
+        </w:rPr>
+        <w:t xml:space="preserve"> 2 – 3pm</w:t>
       </w:r>
     </w:p>
     <w:p>

--- a/logistics/syllabus.docx
+++ b/logistics/syllabus.docx
@@ -806,7 +806,27 @@
           <w:sz w:val="22"/>
           <w:szCs w:val="22"/>
         </w:rPr>
-        <w:t xml:space="preserve">, two midterm exams, </w:t>
+        <w:t xml:space="preserve">, </w:t>
+      </w:r>
+      <w:r>
+        <w:rPr>
+          <w:rStyle w:val="Aucun"/>
+          <w:rFonts w:ascii="Arial" w:hAnsi="Arial" w:cs="Arial"/>
+          <w:color w:val="262626" w:themeColor="text1" w:themeTint="D9"/>
+          <w:sz w:val="22"/>
+          <w:szCs w:val="22"/>
+        </w:rPr>
+        <w:t>a</w:t>
+      </w:r>
+      <w:r>
+        <w:rPr>
+          <w:rStyle w:val="Aucun"/>
+          <w:rFonts w:ascii="Arial" w:hAnsi="Arial" w:cs="Arial"/>
+          <w:color w:val="262626" w:themeColor="text1" w:themeTint="D9"/>
+          <w:sz w:val="22"/>
+          <w:szCs w:val="22"/>
+        </w:rPr>
+        <w:t xml:space="preserve"> midterm exam, </w:t>
       </w:r>
       <w:r>
         <w:rPr>
@@ -11453,7 +11473,7 @@
   <w:num w:numId="5" w16cid:durableId="67580153">
     <w:abstractNumId w:val="16"/>
     <w:lvlOverride w:ilvl="0">
-      <w:lvl w:ilvl="0" w:tplc="B5B8DA5C">
+      <w:lvl w:ilvl="0" w:tplc="DDD259B8">
         <w:start w:val="1"/>
         <w:numFmt w:val="bullet"/>
         <w:lvlText w:val="·"/>
@@ -11485,7 +11505,7 @@
       </w:lvl>
     </w:lvlOverride>
     <w:lvlOverride w:ilvl="1">
-      <w:lvl w:ilvl="1" w:tplc="98D83594">
+      <w:lvl w:ilvl="1" w:tplc="39D89E9A">
         <w:start w:val="1"/>
         <w:numFmt w:val="bullet"/>
         <w:lvlText w:val="o"/>
@@ -11517,7 +11537,7 @@
       </w:lvl>
     </w:lvlOverride>
     <w:lvlOverride w:ilvl="2">
-      <w:lvl w:ilvl="2" w:tplc="BEC2BC12">
+      <w:lvl w:ilvl="2" w:tplc="09DC982E">
         <w:start w:val="1"/>
         <w:numFmt w:val="bullet"/>
         <w:lvlText w:val="▪"/>
@@ -11549,7 +11569,7 @@
       </w:lvl>
     </w:lvlOverride>
     <w:lvlOverride w:ilvl="3">
-      <w:lvl w:ilvl="3" w:tplc="9A621138">
+      <w:lvl w:ilvl="3" w:tplc="C4B62A56">
         <w:start w:val="1"/>
         <w:numFmt w:val="bullet"/>
         <w:lvlText w:val="·"/>
@@ -11581,7 +11601,7 @@
       </w:lvl>
     </w:lvlOverride>
     <w:lvlOverride w:ilvl="4">
-      <w:lvl w:ilvl="4" w:tplc="F22AFB24">
+      <w:lvl w:ilvl="4" w:tplc="AE322ACE">
         <w:start w:val="1"/>
         <w:numFmt w:val="bullet"/>
         <w:lvlText w:val="o"/>
@@ -11613,7 +11633,7 @@
       </w:lvl>
     </w:lvlOverride>
     <w:lvlOverride w:ilvl="5">
-      <w:lvl w:ilvl="5" w:tplc="2AEAD376">
+      <w:lvl w:ilvl="5" w:tplc="68A2763C">
         <w:start w:val="1"/>
         <w:numFmt w:val="bullet"/>
         <w:lvlText w:val="▪"/>
@@ -11645,7 +11665,7 @@
       </w:lvl>
     </w:lvlOverride>
     <w:lvlOverride w:ilvl="6">
-      <w:lvl w:ilvl="6" w:tplc="D2466F5C">
+      <w:lvl w:ilvl="6" w:tplc="683066A4">
         <w:start w:val="1"/>
         <w:numFmt w:val="bullet"/>
         <w:lvlText w:val="·"/>
@@ -11677,7 +11697,7 @@
       </w:lvl>
     </w:lvlOverride>
     <w:lvlOverride w:ilvl="7">
-      <w:lvl w:ilvl="7" w:tplc="AE38340C">
+      <w:lvl w:ilvl="7" w:tplc="FE6ADED4">
         <w:start w:val="1"/>
         <w:numFmt w:val="bullet"/>
         <w:lvlText w:val="o"/>
@@ -11709,7 +11729,7 @@
       </w:lvl>
     </w:lvlOverride>
     <w:lvlOverride w:ilvl="8">
-      <w:lvl w:ilvl="8" w:tplc="0C125BD8">
+      <w:lvl w:ilvl="8" w:tplc="26E21774">
         <w:start w:val="1"/>
         <w:numFmt w:val="bullet"/>
         <w:lvlText w:val="▪"/>
@@ -11744,7 +11764,7 @@
   <w:num w:numId="6" w16cid:durableId="100150215">
     <w:abstractNumId w:val="16"/>
     <w:lvlOverride w:ilvl="0">
-      <w:lvl w:ilvl="0" w:tplc="B5B8DA5C">
+      <w:lvl w:ilvl="0" w:tplc="DDD259B8">
         <w:start w:val="1"/>
         <w:numFmt w:val="bullet"/>
         <w:lvlText w:val="·"/>
@@ -11776,7 +11796,7 @@
       </w:lvl>
     </w:lvlOverride>
     <w:lvlOverride w:ilvl="1">
-      <w:lvl w:ilvl="1" w:tplc="98D83594">
+      <w:lvl w:ilvl="1" w:tplc="39D89E9A">
         <w:start w:val="1"/>
         <w:numFmt w:val="bullet"/>
         <w:lvlText w:val="o"/>
@@ -11808,7 +11828,7 @@
       </w:lvl>
     </w:lvlOverride>
     <w:lvlOverride w:ilvl="2">
-      <w:lvl w:ilvl="2" w:tplc="BEC2BC12">
+      <w:lvl w:ilvl="2" w:tplc="09DC982E">
         <w:start w:val="1"/>
         <w:numFmt w:val="bullet"/>
         <w:lvlText w:val="▪"/>
@@ -11840,7 +11860,7 @@
       </w:lvl>
     </w:lvlOverride>
     <w:lvlOverride w:ilvl="3">
-      <w:lvl w:ilvl="3" w:tplc="9A621138">
+      <w:lvl w:ilvl="3" w:tplc="C4B62A56">
         <w:start w:val="1"/>
         <w:numFmt w:val="bullet"/>
         <w:lvlText w:val="·"/>
@@ -11872,7 +11892,7 @@
       </w:lvl>
     </w:lvlOverride>
     <w:lvlOverride w:ilvl="4">
-      <w:lvl w:ilvl="4" w:tplc="F22AFB24">
+      <w:lvl w:ilvl="4" w:tplc="AE322ACE">
         <w:start w:val="1"/>
         <w:numFmt w:val="bullet"/>
         <w:lvlText w:val="o"/>
@@ -11904,7 +11924,7 @@
       </w:lvl>
     </w:lvlOverride>
     <w:lvlOverride w:ilvl="5">
-      <w:lvl w:ilvl="5" w:tplc="2AEAD376">
+      <w:lvl w:ilvl="5" w:tplc="68A2763C">
         <w:start w:val="1"/>
         <w:numFmt w:val="bullet"/>
         <w:lvlText w:val="▪"/>
@@ -11936,7 +11956,7 @@
       </w:lvl>
     </w:lvlOverride>
     <w:lvlOverride w:ilvl="6">
-      <w:lvl w:ilvl="6" w:tplc="D2466F5C">
+      <w:lvl w:ilvl="6" w:tplc="683066A4">
         <w:start w:val="1"/>
         <w:numFmt w:val="bullet"/>
         <w:lvlText w:val="·"/>
@@ -11968,7 +11988,7 @@
       </w:lvl>
     </w:lvlOverride>
     <w:lvlOverride w:ilvl="7">
-      <w:lvl w:ilvl="7" w:tplc="AE38340C">
+      <w:lvl w:ilvl="7" w:tplc="FE6ADED4">
         <w:start w:val="1"/>
         <w:numFmt w:val="bullet"/>
         <w:lvlText w:val="o"/>
@@ -12000,7 +12020,7 @@
       </w:lvl>
     </w:lvlOverride>
     <w:lvlOverride w:ilvl="8">
-      <w:lvl w:ilvl="8" w:tplc="0C125BD8">
+      <w:lvl w:ilvl="8" w:tplc="26E21774">
         <w:start w:val="1"/>
         <w:numFmt w:val="bullet"/>
         <w:lvlText w:val="▪"/>
